--- a/docs/PROJECT_LOG.docx
+++ b/docs/PROJECT_LOG.docx
@@ -35831,7 +35831,7 @@
           <w:color w:val="1E3A8A"/>
           <w:sz w:val="30"/>
         </w:rPr>
-        <w:t>Current Status of the Project</w:t>
+        <w:t>Session #26 — 2026-09-28</w:t>
       </w:r>
     </w:p>
     <w:p>
@@ -35846,15 +35846,15 @@
           <w:color w:val="0F172A"/>
           <w:sz w:val="21"/>
         </w:rPr>
-        <w:t>Production Status:</w:t>
-      </w:r>
-      <w:r>
-        <w:rPr>
-          <w:rFonts w:ascii="Calibri" w:hAnsi="Calibri"/>
-          <w:color w:val="1E293B"/>
-          <w:sz w:val="21"/>
-        </w:rPr>
-        <w:t xml:space="preserve"> Multi-agent pipeline fortified with in-process Quality Assurance Controller, clean unencumbered header layouts, and global executive Advisory Disclaimer &amp; Terms of Use footer.</w:t>
+        <w:t>Session Goals:</w:t>
+      </w:r>
+      <w:r>
+        <w:rPr>
+          <w:rFonts w:ascii="Calibri" w:hAnsi="Calibri"/>
+          <w:color w:val="1E293B"/>
+          <w:sz w:val="21"/>
+        </w:rPr>
+        <w:t xml:space="preserve"> GitHub Actions CI Pipeline Resolution, Recursive Bytecode Verification Engine, Containerization Hardening, and Deployment Automation Parity.</w:t>
       </w:r>
     </w:p>
     <w:p>
@@ -35869,16 +35869,14 @@
           <w:color w:val="0F172A"/>
           <w:sz w:val="21"/>
         </w:rPr>
-        <w:t>Test Suite Health:</w:t>
-      </w:r>
-      <w:r>
-        <w:rPr>
-          <w:rFonts w:ascii="Calibri" w:hAnsi="Calibri"/>
-          <w:color w:val="1E293B"/>
-          <w:sz w:val="21"/>
-        </w:rPr>
-        <w:t xml:space="preserve"> </w:t>
-      </w:r>
+        <w:t>Root Cause &amp; Accomplishments:</w:t>
+      </w:r>
+    </w:p>
+    <w:p>
+      <w:pPr>
+        <w:pStyle w:val="ListNumber"/>
+        <w:spacing w:before="20" w:after="40"/>
+      </w:pPr>
       <w:r>
         <w:rPr>
           <w:rFonts w:ascii="Calibri" w:hAnsi="Calibri"/>
@@ -35886,7 +35884,1073 @@
           <w:color w:val="0F172A"/>
           <w:sz w:val="21"/>
         </w:rPr>
-        <w:t>100 of 100 unit, integration, and Streamlit UAT tests passing cleanly (100% pass rate in 221s)</w:t>
+        <w:t>GitHub Actions CI Failure Root Cause &amp; Remediation:</w:t>
+      </w:r>
+    </w:p>
+    <w:p>
+      <w:pPr>
+        <w:pStyle w:val="ListBullet"/>
+        <w:spacing w:before="20" w:after="40"/>
+      </w:pPr>
+      <w:r>
+        <w:rPr>
+          <w:rFonts w:ascii="Calibri" w:hAnsi="Calibri"/>
+          <w:color w:val="1E293B"/>
+          <w:sz w:val="21"/>
+        </w:rPr>
+        <w:t xml:space="preserve">Identified that commit </w:t>
+      </w:r>
+      <w:r>
+        <w:rPr>
+          <w:rFonts w:ascii="Consolas" w:hAnsi="Consolas"/>
+          <w:color w:val="0F5182"/>
+          <w:sz w:val="19"/>
+        </w:rPr>
+        <w:t>8f5cf89</w:t>
+      </w:r>
+      <w:r>
+        <w:rPr>
+          <w:rFonts w:ascii="Calibri" w:hAnsi="Calibri"/>
+          <w:color w:val="1E293B"/>
+          <w:sz w:val="21"/>
+        </w:rPr>
+        <w:t xml:space="preserve"> failed in CI on the "Syntax and compilation verification" step because </w:t>
+      </w:r>
+      <w:r>
+        <w:rPr>
+          <w:rFonts w:ascii="Consolas" w:hAnsi="Consolas"/>
+          <w:color w:val="0F5182"/>
+          <w:sz w:val="19"/>
+        </w:rPr>
+        <w:t>.github/workflows/ci.yml</w:t>
+      </w:r>
+      <w:r>
+        <w:rPr>
+          <w:rFonts w:ascii="Calibri" w:hAnsi="Calibri"/>
+          <w:color w:val="1E293B"/>
+          <w:sz w:val="21"/>
+        </w:rPr>
+        <w:t xml:space="preserve"> statically compiled three pruned legacy modules (</w:t>
+      </w:r>
+      <w:r>
+        <w:rPr>
+          <w:rFonts w:ascii="Consolas" w:hAnsi="Consolas"/>
+          <w:color w:val="0F5182"/>
+          <w:sz w:val="19"/>
+        </w:rPr>
+        <w:t>case_study_agent.py</w:t>
+      </w:r>
+      <w:r>
+        <w:rPr>
+          <w:rFonts w:ascii="Calibri" w:hAnsi="Calibri"/>
+          <w:color w:val="1E293B"/>
+          <w:sz w:val="21"/>
+        </w:rPr>
+        <w:t xml:space="preserve">, </w:t>
+      </w:r>
+      <w:r>
+        <w:rPr>
+          <w:rFonts w:ascii="Consolas" w:hAnsi="Consolas"/>
+          <w:color w:val="0F5182"/>
+          <w:sz w:val="19"/>
+        </w:rPr>
+        <w:t>compensation_negotiator.py</w:t>
+      </w:r>
+      <w:r>
+        <w:rPr>
+          <w:rFonts w:ascii="Calibri" w:hAnsi="Calibri"/>
+          <w:color w:val="1E293B"/>
+          <w:sz w:val="21"/>
+        </w:rPr>
+        <w:t xml:space="preserve">, </w:t>
+      </w:r>
+      <w:r>
+        <w:rPr>
+          <w:rFonts w:ascii="Consolas" w:hAnsi="Consolas"/>
+          <w:color w:val="0F5182"/>
+          <w:sz w:val="19"/>
+        </w:rPr>
+        <w:t>cohort_analyzer.py</w:t>
+      </w:r>
+      <w:r>
+        <w:rPr>
+          <w:rFonts w:ascii="Calibri" w:hAnsi="Calibri"/>
+          <w:color w:val="1E293B"/>
+          <w:sz w:val="21"/>
+        </w:rPr>
+        <w:t xml:space="preserve">), raising </w:t>
+      </w:r>
+      <w:r>
+        <w:rPr>
+          <w:rFonts w:ascii="Consolas" w:hAnsi="Consolas"/>
+          <w:color w:val="0F5182"/>
+          <w:sz w:val="19"/>
+        </w:rPr>
+        <w:t>[Errno 2] No such file or directory</w:t>
+      </w:r>
+      <w:r>
+        <w:rPr>
+          <w:rFonts w:ascii="Calibri" w:hAnsi="Calibri"/>
+          <w:color w:val="1E293B"/>
+          <w:sz w:val="21"/>
+        </w:rPr>
+        <w:t>.</w:t>
+      </w:r>
+    </w:p>
+    <w:p>
+      <w:pPr>
+        <w:pStyle w:val="ListBullet"/>
+        <w:spacing w:before="20" w:after="40"/>
+      </w:pPr>
+      <w:r>
+        <w:rPr>
+          <w:rFonts w:ascii="Calibri" w:hAnsi="Calibri"/>
+          <w:color w:val="1E293B"/>
+          <w:sz w:val="21"/>
+        </w:rPr>
+        <w:t xml:space="preserve">Replaced brittle static file listings with Python's built-in recursive compiler: </w:t>
+      </w:r>
+      <w:r>
+        <w:rPr>
+          <w:rFonts w:ascii="Consolas" w:hAnsi="Consolas"/>
+          <w:color w:val="0F5182"/>
+          <w:sz w:val="19"/>
+        </w:rPr>
+        <w:t>python -m compileall -q agents/ frontend/ orchestrator/ utils/ tests/ app.py</w:t>
+      </w:r>
+      <w:r>
+        <w:rPr>
+          <w:rFonts w:ascii="Calibri" w:hAnsi="Calibri"/>
+          <w:color w:val="1E293B"/>
+          <w:sz w:val="21"/>
+        </w:rPr>
+        <w:t>.</w:t>
+      </w:r>
+    </w:p>
+    <w:p>
+      <w:pPr>
+        <w:pStyle w:val="ListBullet"/>
+        <w:spacing w:before="20" w:after="40"/>
+      </w:pPr>
+      <w:r>
+        <w:rPr>
+          <w:rFonts w:ascii="Calibri" w:hAnsi="Calibri"/>
+          <w:color w:val="1E293B"/>
+          <w:sz w:val="21"/>
+        </w:rPr>
+        <w:t xml:space="preserve">Added </w:t>
+      </w:r>
+      <w:r>
+        <w:rPr>
+          <w:rFonts w:ascii="Consolas" w:hAnsi="Consolas"/>
+          <w:color w:val="0F5182"/>
+          <w:sz w:val="19"/>
+        </w:rPr>
+        <w:t>workflow_dispatch:</w:t>
+      </w:r>
+      <w:r>
+        <w:rPr>
+          <w:rFonts w:ascii="Calibri" w:hAnsi="Calibri"/>
+          <w:color w:val="1E293B"/>
+          <w:sz w:val="21"/>
+        </w:rPr>
+        <w:t xml:space="preserve"> for manual pipeline triggering from the GitHub Actions web console.</w:t>
+      </w:r>
+    </w:p>
+    <w:p>
+      <w:pPr>
+        <w:pStyle w:val="ListBullet"/>
+        <w:spacing w:before="20" w:after="40"/>
+      </w:pPr>
+      <w:r>
+        <w:rPr>
+          <w:rFonts w:ascii="Calibri" w:hAnsi="Calibri"/>
+          <w:color w:val="1E293B"/>
+          <w:sz w:val="21"/>
+        </w:rPr>
+        <w:t>Added concurrency control (</w:t>
+      </w:r>
+      <w:r>
+        <w:rPr>
+          <w:rFonts w:ascii="Consolas" w:hAnsi="Consolas"/>
+          <w:color w:val="0F5182"/>
+          <w:sz w:val="19"/>
+        </w:rPr>
+        <w:t>cancel-in-progress: true</w:t>
+      </w:r>
+      <w:r>
+        <w:rPr>
+          <w:rFonts w:ascii="Calibri" w:hAnsi="Calibri"/>
+          <w:color w:val="1E293B"/>
+          <w:sz w:val="21"/>
+        </w:rPr>
+        <w:t>) to cancel redundant queued builds on rapid commits.</w:t>
+      </w:r>
+    </w:p>
+    <w:p>
+      <w:pPr>
+        <w:pStyle w:val="ListBullet"/>
+        <w:spacing w:before="20" w:after="40"/>
+      </w:pPr>
+      <w:r>
+        <w:rPr>
+          <w:rFonts w:ascii="Calibri" w:hAnsi="Calibri"/>
+          <w:color w:val="1E293B"/>
+          <w:sz w:val="21"/>
+        </w:rPr>
+        <w:t>Injected Linux headless testing environment variables (</w:t>
+      </w:r>
+      <w:r>
+        <w:rPr>
+          <w:rFonts w:ascii="Consolas" w:hAnsi="Consolas"/>
+          <w:color w:val="0F5182"/>
+          <w:sz w:val="19"/>
+        </w:rPr>
+        <w:t>PYTHONPATH=.</w:t>
+      </w:r>
+      <w:r>
+        <w:rPr>
+          <w:rFonts w:ascii="Calibri" w:hAnsi="Calibri"/>
+          <w:color w:val="1E293B"/>
+          <w:sz w:val="21"/>
+        </w:rPr>
+        <w:t xml:space="preserve">, </w:t>
+      </w:r>
+      <w:r>
+        <w:rPr>
+          <w:rFonts w:ascii="Consolas" w:hAnsi="Consolas"/>
+          <w:color w:val="0F5182"/>
+          <w:sz w:val="19"/>
+        </w:rPr>
+        <w:t>STREAMLIT_SERVER_HEADLESS="true"</w:t>
+      </w:r>
+      <w:r>
+        <w:rPr>
+          <w:rFonts w:ascii="Calibri" w:hAnsi="Calibri"/>
+          <w:color w:val="1E293B"/>
+          <w:sz w:val="21"/>
+        </w:rPr>
+        <w:t xml:space="preserve">, </w:t>
+      </w:r>
+      <w:r>
+        <w:rPr>
+          <w:rFonts w:ascii="Consolas" w:hAnsi="Consolas"/>
+          <w:color w:val="0F5182"/>
+          <w:sz w:val="19"/>
+        </w:rPr>
+        <w:t>STREAMLIT_BROWSER_GATHER_USAGE_STATS="false"</w:t>
+      </w:r>
+      <w:r>
+        <w:rPr>
+          <w:rFonts w:ascii="Calibri" w:hAnsi="Calibri"/>
+          <w:color w:val="1E293B"/>
+          <w:sz w:val="21"/>
+        </w:rPr>
+        <w:t xml:space="preserve">, </w:t>
+      </w:r>
+      <w:r>
+        <w:rPr>
+          <w:rFonts w:ascii="Consolas" w:hAnsi="Consolas"/>
+          <w:color w:val="0F5182"/>
+          <w:sz w:val="19"/>
+        </w:rPr>
+        <w:t>GEMINI_API_KEY="ci-mock-key-for-test-suite"</w:t>
+      </w:r>
+      <w:r>
+        <w:rPr>
+          <w:rFonts w:ascii="Calibri" w:hAnsi="Calibri"/>
+          <w:color w:val="1E293B"/>
+          <w:sz w:val="21"/>
+        </w:rPr>
+        <w:t xml:space="preserve">, </w:t>
+      </w:r>
+      <w:r>
+        <w:rPr>
+          <w:rFonts w:ascii="Consolas" w:hAnsi="Consolas"/>
+          <w:color w:val="0F5182"/>
+          <w:sz w:val="19"/>
+        </w:rPr>
+        <w:t>CI="true"</w:t>
+      </w:r>
+      <w:r>
+        <w:rPr>
+          <w:rFonts w:ascii="Calibri" w:hAnsi="Calibri"/>
+          <w:color w:val="1E293B"/>
+          <w:sz w:val="21"/>
+        </w:rPr>
+        <w:t>).</w:t>
+      </w:r>
+    </w:p>
+    <w:p>
+      <w:pPr>
+        <w:pStyle w:val="ListNumber"/>
+        <w:spacing w:before="20" w:after="40"/>
+      </w:pPr>
+      <w:r>
+        <w:rPr>
+          <w:rFonts w:ascii="Calibri" w:hAnsi="Calibri"/>
+          <w:b/>
+          <w:color w:val="0F172A"/>
+          <w:sz w:val="21"/>
+        </w:rPr>
+        <w:t>Production Containerization &amp; .dockerignore Hardening:</w:t>
+      </w:r>
+    </w:p>
+    <w:p>
+      <w:pPr>
+        <w:pStyle w:val="ListBullet"/>
+        <w:spacing w:before="20" w:after="40"/>
+      </w:pPr>
+      <w:r>
+        <w:rPr>
+          <w:rFonts w:ascii="Calibri" w:hAnsi="Calibri"/>
+          <w:color w:val="1E293B"/>
+          <w:sz w:val="21"/>
+        </w:rPr>
+        <w:t xml:space="preserve">Overhauled </w:t>
+      </w:r>
+      <w:r>
+        <w:rPr>
+          <w:rFonts w:ascii="Consolas" w:hAnsi="Consolas"/>
+          <w:color w:val="0F5182"/>
+          <w:sz w:val="19"/>
+        </w:rPr>
+        <w:t>.dockerignore</w:t>
+      </w:r>
+      <w:r>
+        <w:rPr>
+          <w:rFonts w:ascii="Calibri" w:hAnsi="Calibri"/>
+          <w:color w:val="1E293B"/>
+          <w:sz w:val="21"/>
+        </w:rPr>
+        <w:t xml:space="preserve"> to strictly prevent baking </w:t>
+      </w:r>
+      <w:r>
+        <w:rPr>
+          <w:rFonts w:ascii="Consolas" w:hAnsi="Consolas"/>
+          <w:color w:val="0F5182"/>
+          <w:sz w:val="19"/>
+        </w:rPr>
+        <w:t>.env</w:t>
+      </w:r>
+      <w:r>
+        <w:rPr>
+          <w:rFonts w:ascii="Calibri" w:hAnsi="Calibri"/>
+          <w:color w:val="1E293B"/>
+          <w:sz w:val="21"/>
+        </w:rPr>
+        <w:t>, local SQLite database files (</w:t>
+      </w:r>
+      <w:r>
+        <w:rPr>
+          <w:rFonts w:ascii="Consolas" w:hAnsi="Consolas"/>
+          <w:color w:val="0F5182"/>
+          <w:sz w:val="19"/>
+        </w:rPr>
+        <w:t>data/interviewiq.db*</w:t>
+      </w:r>
+      <w:r>
+        <w:rPr>
+          <w:rFonts w:ascii="Calibri" w:hAnsi="Calibri"/>
+          <w:color w:val="1E293B"/>
+          <w:sz w:val="21"/>
+        </w:rPr>
+        <w:t xml:space="preserve">, </w:t>
+      </w:r>
+      <w:r>
+        <w:rPr>
+          <w:rFonts w:ascii="Consolas" w:hAnsi="Consolas"/>
+          <w:color w:val="0F5182"/>
+          <w:sz w:val="19"/>
+        </w:rPr>
+        <w:t>*.db</w:t>
+      </w:r>
+      <w:r>
+        <w:rPr>
+          <w:rFonts w:ascii="Calibri" w:hAnsi="Calibri"/>
+          <w:color w:val="1E293B"/>
+          <w:sz w:val="21"/>
+        </w:rPr>
+        <w:t xml:space="preserve">, </w:t>
+      </w:r>
+      <w:r>
+        <w:rPr>
+          <w:rFonts w:ascii="Consolas" w:hAnsi="Consolas"/>
+          <w:color w:val="0F5182"/>
+          <w:sz w:val="19"/>
+        </w:rPr>
+        <w:t>*.sqlite3</w:t>
+      </w:r>
+      <w:r>
+        <w:rPr>
+          <w:rFonts w:ascii="Calibri" w:hAnsi="Calibri"/>
+          <w:color w:val="1E293B"/>
+          <w:sz w:val="21"/>
+        </w:rPr>
+        <w:t>), candidate session states (</w:t>
+      </w:r>
+      <w:r>
+        <w:rPr>
+          <w:rFonts w:ascii="Consolas" w:hAnsi="Consolas"/>
+          <w:color w:val="0F5182"/>
+          <w:sz w:val="19"/>
+        </w:rPr>
+        <w:t>data/sessions/*.json</w:t>
+      </w:r>
+      <w:r>
+        <w:rPr>
+          <w:rFonts w:ascii="Calibri" w:hAnsi="Calibri"/>
+          <w:color w:val="1E293B"/>
+          <w:sz w:val="21"/>
+        </w:rPr>
+        <w:t>), and development/test files into production container images.</w:t>
+      </w:r>
+    </w:p>
+    <w:p>
+      <w:pPr>
+        <w:pStyle w:val="ListBullet"/>
+        <w:spacing w:before="20" w:after="40"/>
+      </w:pPr>
+      <w:r>
+        <w:rPr>
+          <w:rFonts w:ascii="Calibri" w:hAnsi="Calibri"/>
+          <w:color w:val="1E293B"/>
+          <w:sz w:val="21"/>
+        </w:rPr>
+        <w:t xml:space="preserve">Hardened </w:t>
+      </w:r>
+      <w:r>
+        <w:rPr>
+          <w:rFonts w:ascii="Consolas" w:hAnsi="Consolas"/>
+          <w:color w:val="0F5182"/>
+          <w:sz w:val="19"/>
+        </w:rPr>
+        <w:t>Dockerfile</w:t>
+      </w:r>
+      <w:r>
+        <w:rPr>
+          <w:rFonts w:ascii="Calibri" w:hAnsi="Calibri"/>
+          <w:color w:val="1E293B"/>
+          <w:sz w:val="21"/>
+        </w:rPr>
+        <w:t xml:space="preserve"> with non-root security (</w:t>
+      </w:r>
+      <w:r>
+        <w:rPr>
+          <w:rFonts w:ascii="Consolas" w:hAnsi="Consolas"/>
+          <w:color w:val="0F5182"/>
+          <w:sz w:val="19"/>
+        </w:rPr>
+        <w:t>appuser</w:t>
+      </w:r>
+      <w:r>
+        <w:rPr>
+          <w:rFonts w:ascii="Calibri" w:hAnsi="Calibri"/>
+          <w:color w:val="1E293B"/>
+          <w:sz w:val="21"/>
+        </w:rPr>
+        <w:t>, UID 1000) complying with CIS Docker Benchmark 4.1.</w:t>
+      </w:r>
+    </w:p>
+    <w:p>
+      <w:pPr>
+        <w:pStyle w:val="ListBullet"/>
+        <w:spacing w:before="20" w:after="40"/>
+      </w:pPr>
+      <w:r>
+        <w:rPr>
+          <w:rFonts w:ascii="Calibri" w:hAnsi="Calibri"/>
+          <w:color w:val="1E293B"/>
+          <w:sz w:val="21"/>
+        </w:rPr>
+        <w:t xml:space="preserve">Added </w:t>
+      </w:r>
+      <w:r>
+        <w:rPr>
+          <w:rFonts w:ascii="Consolas" w:hAnsi="Consolas"/>
+          <w:color w:val="0F5182"/>
+          <w:sz w:val="19"/>
+        </w:rPr>
+        <w:t>ffmpeg</w:t>
+      </w:r>
+      <w:r>
+        <w:rPr>
+          <w:rFonts w:ascii="Calibri" w:hAnsi="Calibri"/>
+          <w:color w:val="1E293B"/>
+          <w:sz w:val="21"/>
+        </w:rPr>
+        <w:t xml:space="preserve"> installation to </w:t>
+      </w:r>
+      <w:r>
+        <w:rPr>
+          <w:rFonts w:ascii="Consolas" w:hAnsi="Consolas"/>
+          <w:color w:val="0F5182"/>
+          <w:sz w:val="19"/>
+        </w:rPr>
+        <w:t>Dockerfile</w:t>
+      </w:r>
+      <w:r>
+        <w:rPr>
+          <w:rFonts w:ascii="Calibri" w:hAnsi="Calibri"/>
+          <w:color w:val="1E293B"/>
+          <w:sz w:val="21"/>
+        </w:rPr>
+        <w:t xml:space="preserve"> for audio transcoding parity with </w:t>
+      </w:r>
+      <w:r>
+        <w:rPr>
+          <w:rFonts w:ascii="Consolas" w:hAnsi="Consolas"/>
+          <w:color w:val="0F5182"/>
+          <w:sz w:val="19"/>
+        </w:rPr>
+        <w:t>packages.txt</w:t>
+      </w:r>
+      <w:r>
+        <w:rPr>
+          <w:rFonts w:ascii="Calibri" w:hAnsi="Calibri"/>
+          <w:color w:val="1E293B"/>
+          <w:sz w:val="21"/>
+        </w:rPr>
+        <w:t>.</w:t>
+      </w:r>
+    </w:p>
+    <w:p>
+      <w:pPr>
+        <w:pStyle w:val="ListBullet"/>
+        <w:spacing w:before="20" w:after="40"/>
+      </w:pPr>
+      <w:r>
+        <w:rPr>
+          <w:rFonts w:ascii="Calibri" w:hAnsi="Calibri"/>
+          <w:color w:val="1E293B"/>
+          <w:sz w:val="21"/>
+        </w:rPr>
+        <w:t xml:space="preserve">Cleaned up build layers by removing </w:t>
+      </w:r>
+      <w:r>
+        <w:rPr>
+          <w:rFonts w:ascii="Consolas" w:hAnsi="Consolas"/>
+          <w:color w:val="0F5182"/>
+          <w:sz w:val="19"/>
+        </w:rPr>
+        <w:t>build-essential</w:t>
+      </w:r>
+      <w:r>
+        <w:rPr>
+          <w:rFonts w:ascii="Calibri" w:hAnsi="Calibri"/>
+          <w:color w:val="1E293B"/>
+          <w:sz w:val="21"/>
+        </w:rPr>
+        <w:t xml:space="preserve"> post-install, reducing production image footprint.</w:t>
+      </w:r>
+    </w:p>
+    <w:p>
+      <w:pPr>
+        <w:pStyle w:val="ListNumber"/>
+        <w:spacing w:before="20" w:after="40"/>
+      </w:pPr>
+      <w:r>
+        <w:rPr>
+          <w:rFonts w:ascii="Calibri" w:hAnsi="Calibri"/>
+          <w:b/>
+          <w:color w:val="0F172A"/>
+          <w:sz w:val="21"/>
+        </w:rPr>
+        <w:t>Deployment Automation Modernization:</w:t>
+      </w:r>
+    </w:p>
+    <w:p>
+      <w:pPr>
+        <w:pStyle w:val="ListBullet"/>
+        <w:spacing w:before="20" w:after="40"/>
+      </w:pPr>
+      <w:r>
+        <w:rPr>
+          <w:rFonts w:ascii="Calibri" w:hAnsi="Calibri"/>
+          <w:color w:val="1E293B"/>
+          <w:sz w:val="21"/>
+        </w:rPr>
+        <w:t xml:space="preserve">Updated </w:t>
+      </w:r>
+      <w:r>
+        <w:rPr>
+          <w:rFonts w:ascii="Consolas" w:hAnsi="Consolas"/>
+          <w:color w:val="0F5182"/>
+          <w:sz w:val="19"/>
+        </w:rPr>
+        <w:t>deploy.sh</w:t>
+      </w:r>
+      <w:r>
+        <w:rPr>
+          <w:rFonts w:ascii="Calibri" w:hAnsi="Calibri"/>
+          <w:color w:val="1E293B"/>
+          <w:sz w:val="21"/>
+        </w:rPr>
+        <w:t xml:space="preserve"> and </w:t>
+      </w:r>
+      <w:r>
+        <w:rPr>
+          <w:rFonts w:ascii="Consolas" w:hAnsi="Consolas"/>
+          <w:color w:val="0F5182"/>
+          <w:sz w:val="19"/>
+        </w:rPr>
+        <w:t>deploy.bat</w:t>
+      </w:r>
+      <w:r>
+        <w:rPr>
+          <w:rFonts w:ascii="Calibri" w:hAnsi="Calibri"/>
+          <w:color w:val="1E293B"/>
+          <w:sz w:val="21"/>
+        </w:rPr>
+        <w:t xml:space="preserve"> to detect and prefer modern </w:t>
+      </w:r>
+      <w:r>
+        <w:rPr>
+          <w:rFonts w:ascii="Consolas" w:hAnsi="Consolas"/>
+          <w:color w:val="0F5182"/>
+          <w:sz w:val="19"/>
+        </w:rPr>
+        <w:t>docker compose</w:t>
+      </w:r>
+      <w:r>
+        <w:rPr>
+          <w:rFonts w:ascii="Calibri" w:hAnsi="Calibri"/>
+          <w:color w:val="1E293B"/>
+          <w:sz w:val="21"/>
+        </w:rPr>
+        <w:t xml:space="preserve"> while maintaining seamless fallback to legacy </w:t>
+      </w:r>
+      <w:r>
+        <w:rPr>
+          <w:rFonts w:ascii="Consolas" w:hAnsi="Consolas"/>
+          <w:color w:val="0F5182"/>
+          <w:sz w:val="19"/>
+        </w:rPr>
+        <w:t>docker-compose</w:t>
+      </w:r>
+      <w:r>
+        <w:rPr>
+          <w:rFonts w:ascii="Calibri" w:hAnsi="Calibri"/>
+          <w:color w:val="1E293B"/>
+          <w:sz w:val="21"/>
+        </w:rPr>
+        <w:t xml:space="preserve">. Added pre-flight directory creation for </w:t>
+      </w:r>
+      <w:r>
+        <w:rPr>
+          <w:rFonts w:ascii="Consolas" w:hAnsi="Consolas"/>
+          <w:color w:val="0F5182"/>
+          <w:sz w:val="19"/>
+        </w:rPr>
+        <w:t>data/sessions</w:t>
+      </w:r>
+      <w:r>
+        <w:rPr>
+          <w:rFonts w:ascii="Calibri" w:hAnsi="Calibri"/>
+          <w:color w:val="1E293B"/>
+          <w:sz w:val="21"/>
+        </w:rPr>
+        <w:t>.</w:t>
+      </w:r>
+    </w:p>
+    <w:p>
+      <w:pPr>
+        <w:pStyle w:val="ListBullet"/>
+        <w:spacing w:before="20" w:after="40"/>
+      </w:pPr>
+      <w:r>
+        <w:rPr>
+          <w:rFonts w:ascii="Calibri" w:hAnsi="Calibri"/>
+          <w:color w:val="1E293B"/>
+          <w:sz w:val="21"/>
+        </w:rPr>
+        <w:t xml:space="preserve">Updated </w:t>
+      </w:r>
+      <w:r>
+        <w:rPr>
+          <w:rFonts w:ascii="Consolas" w:hAnsi="Consolas"/>
+          <w:color w:val="0F5182"/>
+          <w:sz w:val="19"/>
+        </w:rPr>
+        <w:t>deploy_hf.bat</w:t>
+      </w:r>
+      <w:r>
+        <w:rPr>
+          <w:rFonts w:ascii="Calibri" w:hAnsi="Calibri"/>
+          <w:color w:val="1E293B"/>
+          <w:sz w:val="21"/>
+        </w:rPr>
+        <w:t xml:space="preserve"> to use </w:t>
+      </w:r>
+      <w:r>
+        <w:rPr>
+          <w:rFonts w:ascii="Consolas" w:hAnsi="Consolas"/>
+          <w:color w:val="0F5182"/>
+          <w:sz w:val="19"/>
+        </w:rPr>
+        <w:t>git push -u space HEAD:main --force</w:t>
+      </w:r>
+      <w:r>
+        <w:rPr>
+          <w:rFonts w:ascii="Calibri" w:hAnsi="Calibri"/>
+          <w:color w:val="1E293B"/>
+          <w:sz w:val="21"/>
+        </w:rPr>
+        <w:t>, ensuring safe deployment from any local working branch, and added Hugging Face Space secrets reminders.</w:t>
+      </w:r>
+    </w:p>
+    <w:p>
+      <w:pPr>
+        <w:pStyle w:val="ListNumber"/>
+        <w:spacing w:before="20" w:after="40"/>
+      </w:pPr>
+      <w:r>
+        <w:rPr>
+          <w:rFonts w:ascii="Calibri" w:hAnsi="Calibri"/>
+          <w:b/>
+          <w:color w:val="0F172A"/>
+          <w:sz w:val="21"/>
+        </w:rPr>
+        <w:t>Quality Verification &amp; Automated Test Pass:</w:t>
+      </w:r>
+    </w:p>
+    <w:p>
+      <w:pPr>
+        <w:pStyle w:val="ListBullet"/>
+        <w:spacing w:before="20" w:after="40"/>
+      </w:pPr>
+      <w:r>
+        <w:rPr>
+          <w:rFonts w:ascii="Calibri" w:hAnsi="Calibri"/>
+          <w:color w:val="1E293B"/>
+          <w:sz w:val="21"/>
+        </w:rPr>
+        <w:t xml:space="preserve">Verified recursive bytecode compilation across all modules with </w:t>
+      </w:r>
+      <w:r>
+        <w:rPr>
+          <w:rFonts w:ascii="Consolas" w:hAnsi="Consolas"/>
+          <w:color w:val="0F5182"/>
+          <w:sz w:val="19"/>
+        </w:rPr>
+        <w:t>compileall</w:t>
+      </w:r>
+      <w:r>
+        <w:rPr>
+          <w:rFonts w:ascii="Calibri" w:hAnsi="Calibri"/>
+          <w:color w:val="1E293B"/>
+          <w:sz w:val="21"/>
+        </w:rPr>
+        <w:t>: 0 errors.</w:t>
+      </w:r>
+    </w:p>
+    <w:p>
+      <w:pPr>
+        <w:pStyle w:val="ListBullet"/>
+        <w:spacing w:before="20" w:after="40"/>
+      </w:pPr>
+      <w:r>
+        <w:rPr>
+          <w:rFonts w:ascii="Calibri" w:hAnsi="Calibri"/>
+          <w:color w:val="1E293B"/>
+          <w:sz w:val="21"/>
+        </w:rPr>
+        <w:t>Ran full automated test suite discovery (</w:t>
+      </w:r>
+      <w:r>
+        <w:rPr>
+          <w:rFonts w:ascii="Consolas" w:hAnsi="Consolas"/>
+          <w:color w:val="0F5182"/>
+          <w:sz w:val="19"/>
+        </w:rPr>
+        <w:t>python -m unittest discover -s tests -p "test_*.py"</w:t>
+      </w:r>
+      <w:r>
+        <w:rPr>
+          <w:rFonts w:ascii="Calibri" w:hAnsi="Calibri"/>
+          <w:color w:val="1E293B"/>
+          <w:sz w:val="21"/>
+        </w:rPr>
+        <w:t xml:space="preserve">): </w:t>
+      </w:r>
+      <w:r>
+        <w:rPr>
+          <w:rFonts w:ascii="Calibri" w:hAnsi="Calibri"/>
+          <w:b/>
+          <w:color w:val="0F172A"/>
+          <w:sz w:val="21"/>
+        </w:rPr>
+        <w:t>101 of 101 tests passed cleanly with 100% pass rate in 26.65s</w:t>
+      </w:r>
+      <w:r>
+        <w:rPr>
+          <w:rFonts w:ascii="Calibri" w:hAnsi="Calibri"/>
+          <w:color w:val="1E293B"/>
+          <w:sz w:val="21"/>
+        </w:rPr>
+        <w:t>.</w:t>
+      </w:r>
+    </w:p>
+    <w:p>
+      <w:pPr>
+        <w:pStyle w:val="ListNumber"/>
+        <w:spacing w:before="20" w:after="40"/>
+      </w:pPr>
+      <w:r>
+        <w:rPr>
+          <w:rFonts w:ascii="Calibri" w:hAnsi="Calibri"/>
+          <w:b/>
+          <w:color w:val="0F172A"/>
+          <w:sz w:val="21"/>
+        </w:rPr>
+        <w:t>Academic Integrity Protection:</w:t>
+      </w:r>
+    </w:p>
+    <w:p>
+      <w:pPr>
+        <w:pStyle w:val="ListBullet"/>
+        <w:spacing w:before="20" w:after="40"/>
+      </w:pPr>
+      <w:r>
+        <w:rPr>
+          <w:rFonts w:ascii="Calibri" w:hAnsi="Calibri"/>
+          <w:color w:val="1E293B"/>
+          <w:sz w:val="21"/>
+        </w:rPr>
+        <w:t xml:space="preserve">Maintained core academic evaluation algorithms in </w:t>
+      </w:r>
+      <w:r>
+        <w:rPr>
+          <w:rFonts w:ascii="Consolas" w:hAnsi="Consolas"/>
+          <w:color w:val="0F5182"/>
+          <w:sz w:val="19"/>
+        </w:rPr>
+        <w:t>OnlineTestAgent.score_test</w:t>
+      </w:r>
+      <w:r>
+        <w:rPr>
+          <w:rFonts w:ascii="Calibri" w:hAnsi="Calibri"/>
+          <w:color w:val="1E293B"/>
+          <w:sz w:val="21"/>
+        </w:rPr>
+        <w:t xml:space="preserve"> and </w:t>
+      </w:r>
+      <w:r>
+        <w:rPr>
+          <w:rFonts w:ascii="Consolas" w:hAnsi="Consolas"/>
+          <w:color w:val="0F5182"/>
+          <w:sz w:val="19"/>
+        </w:rPr>
+        <w:t>FeedbackAgent.build_unified_topic_readiness</w:t>
+      </w:r>
+      <w:r>
+        <w:rPr>
+          <w:rFonts w:ascii="Calibri" w:hAnsi="Calibri"/>
+          <w:color w:val="1E293B"/>
+          <w:sz w:val="21"/>
+        </w:rPr>
+        <w:t xml:space="preserve"> (45% fit / 55% test composite formula) </w:t>
+      </w:r>
+      <w:r>
+        <w:rPr>
+          <w:rFonts w:ascii="Calibri" w:hAnsi="Calibri"/>
+          <w:b/>
+          <w:color w:val="0F172A"/>
+          <w:sz w:val="21"/>
+        </w:rPr>
+        <w:t>100% untouched</w:t>
+      </w:r>
+      <w:r>
+        <w:rPr>
+          <w:rFonts w:ascii="Calibri" w:hAnsi="Calibri"/>
+          <w:color w:val="1E293B"/>
+          <w:sz w:val="21"/>
+        </w:rPr>
+        <w:t>.</w:t>
+      </w:r>
+    </w:p>
+    <w:p>
+      <w:pPr>
+        <w:pStyle w:val="ListNumber"/>
+        <w:spacing w:before="20" w:after="40"/>
+      </w:pPr>
+      <w:r>
+        <w:rPr>
+          <w:rFonts w:ascii="Calibri" w:hAnsi="Calibri"/>
+          <w:b/>
+          <w:color w:val="0F172A"/>
+          <w:sz w:val="21"/>
+        </w:rPr>
+        <w:t>Documentation &amp; Word Dossier Synchronization:</w:t>
+      </w:r>
+    </w:p>
+    <w:p>
+      <w:pPr>
+        <w:pStyle w:val="ListBullet"/>
+        <w:spacing w:before="20" w:after="40"/>
+      </w:pPr>
+      <w:r>
+        <w:rPr>
+          <w:rFonts w:ascii="Calibri" w:hAnsi="Calibri"/>
+          <w:color w:val="1E293B"/>
+          <w:sz w:val="21"/>
+        </w:rPr>
+        <w:t xml:space="preserve">Synchronized </w:t>
+      </w:r>
+      <w:r>
+        <w:rPr>
+          <w:rFonts w:ascii="Consolas" w:hAnsi="Consolas"/>
+          <w:color w:val="0F5182"/>
+          <w:sz w:val="19"/>
+        </w:rPr>
+        <w:t>docs/PROJECT_LOG.md</w:t>
+      </w:r>
+      <w:r>
+        <w:rPr>
+          <w:rFonts w:ascii="Calibri" w:hAnsi="Calibri"/>
+          <w:color w:val="1E293B"/>
+          <w:sz w:val="21"/>
+        </w:rPr>
+        <w:t xml:space="preserve">, </w:t>
+      </w:r>
+      <w:r>
+        <w:rPr>
+          <w:rFonts w:ascii="Consolas" w:hAnsi="Consolas"/>
+          <w:color w:val="0F5182"/>
+          <w:sz w:val="19"/>
+        </w:rPr>
+        <w:t>docs/PROJECT_STATUS.md</w:t>
+      </w:r>
+      <w:r>
+        <w:rPr>
+          <w:rFonts w:ascii="Calibri" w:hAnsi="Calibri"/>
+          <w:color w:val="1E293B"/>
+          <w:sz w:val="21"/>
+        </w:rPr>
+        <w:t xml:space="preserve">, and </w:t>
+      </w:r>
+      <w:r>
+        <w:rPr>
+          <w:rFonts w:ascii="Consolas" w:hAnsi="Consolas"/>
+          <w:color w:val="0F5182"/>
+          <w:sz w:val="19"/>
+        </w:rPr>
+        <w:t>docs/KT_DOCUMENT.md</w:t>
+      </w:r>
+      <w:r>
+        <w:rPr>
+          <w:rFonts w:ascii="Calibri" w:hAnsi="Calibri"/>
+          <w:color w:val="1E293B"/>
+          <w:sz w:val="21"/>
+        </w:rPr>
+        <w:t>.</w:t>
+      </w:r>
+    </w:p>
+    <w:p>
+      <w:pPr>
+        <w:pStyle w:val="ListBullet"/>
+        <w:spacing w:before="20" w:after="40"/>
+      </w:pPr>
+      <w:r>
+        <w:rPr>
+          <w:rFonts w:ascii="Calibri" w:hAnsi="Calibri"/>
+          <w:color w:val="1E293B"/>
+          <w:sz w:val="21"/>
+        </w:rPr>
+        <w:t>Regenerated all 5 Microsoft Word (</w:t>
+      </w:r>
+      <w:r>
+        <w:rPr>
+          <w:rFonts w:ascii="Consolas" w:hAnsi="Consolas"/>
+          <w:color w:val="0F5182"/>
+          <w:sz w:val="19"/>
+        </w:rPr>
+        <w:t>.docx</w:t>
+      </w:r>
+      <w:r>
+        <w:rPr>
+          <w:rFonts w:ascii="Calibri" w:hAnsi="Calibri"/>
+          <w:color w:val="1E293B"/>
+          <w:sz w:val="21"/>
+        </w:rPr>
+        <w:t>) dossiers.</w:t>
+      </w:r>
+    </w:p>
+    <w:p>
+      <w:pPr>
+        <w:spacing w:before="120" w:after="120"/>
+        <w:pBdr>
+          <w:bottom w:val="single" w:sz="6" w:space="1" w:color="CBD5E1"/>
+        </w:pBdr>
+      </w:pPr>
+    </w:p>
+    <w:p>
+      <w:pPr>
+        <w:spacing w:before="240" w:after="80"/>
+      </w:pPr>
+      <w:r>
+        <w:rPr>
+          <w:rFonts w:ascii="Calibri" w:hAnsi="Calibri"/>
+          <w:b/>
+          <w:color w:val="1E3A8A"/>
+          <w:sz w:val="30"/>
+        </w:rPr>
+        <w:t>Current Status of the Project</w:t>
+      </w:r>
+    </w:p>
+    <w:p>
+      <w:pPr>
+        <w:pStyle w:val="ListBullet"/>
+        <w:spacing w:before="20" w:after="40"/>
+      </w:pPr>
+      <w:r>
+        <w:rPr>
+          <w:rFonts w:ascii="Calibri" w:hAnsi="Calibri"/>
+          <w:b/>
+          <w:color w:val="0F172A"/>
+          <w:sz w:val="21"/>
+        </w:rPr>
+        <w:t>Production Status:</w:t>
+      </w:r>
+      <w:r>
+        <w:rPr>
+          <w:rFonts w:ascii="Calibri" w:hAnsi="Calibri"/>
+          <w:color w:val="1E293B"/>
+          <w:sz w:val="21"/>
+        </w:rPr>
+        <w:t xml:space="preserve"> Multi-agent pipeline fortified with in-process Quality Assurance Controller, hardened containerization, zero-leak credentials protection, and resilient GitHub Actions CI pipeline.</w:t>
+      </w:r>
+    </w:p>
+    <w:p>
+      <w:pPr>
+        <w:pStyle w:val="ListBullet"/>
+        <w:spacing w:before="20" w:after="40"/>
+      </w:pPr>
+      <w:r>
+        <w:rPr>
+          <w:rFonts w:ascii="Calibri" w:hAnsi="Calibri"/>
+          <w:b/>
+          <w:color w:val="0F172A"/>
+          <w:sz w:val="21"/>
+        </w:rPr>
+        <w:t>Test Suite Health:</w:t>
+      </w:r>
+      <w:r>
+        <w:rPr>
+          <w:rFonts w:ascii="Calibri" w:hAnsi="Calibri"/>
+          <w:color w:val="1E293B"/>
+          <w:sz w:val="21"/>
+        </w:rPr>
+        <w:t xml:space="preserve"> </w:t>
+      </w:r>
+      <w:r>
+        <w:rPr>
+          <w:rFonts w:ascii="Calibri" w:hAnsi="Calibri"/>
+          <w:b/>
+          <w:color w:val="0F172A"/>
+          <w:sz w:val="21"/>
+        </w:rPr>
+        <w:t>101 of 101 unit, integration, and Streamlit UAT tests passing cleanly (100% pass rate in 26.65s)</w:t>
       </w:r>
       <w:r>
         <w:rPr>

--- a/docs/PROJECT_LOG.docx
+++ b/docs/PROJECT_LOG.docx
@@ -36895,7 +36895,7 @@
           <w:color w:val="1E3A8A"/>
           <w:sz w:val="30"/>
         </w:rPr>
-        <w:t>Current Status of the Project</w:t>
+        <w:t>Session #27 — 2026-09-28</w:t>
       </w:r>
     </w:p>
     <w:p>
@@ -36910,15 +36910,31 @@
           <w:color w:val="0F172A"/>
           <w:sz w:val="21"/>
         </w:rPr>
-        <w:t>Production Status:</w:t>
-      </w:r>
-      <w:r>
-        <w:rPr>
-          <w:rFonts w:ascii="Calibri" w:hAnsi="Calibri"/>
-          <w:color w:val="1E293B"/>
-          <w:sz w:val="21"/>
-        </w:rPr>
-        <w:t xml:space="preserve"> Multi-agent pipeline fortified with in-process Quality Assurance Controller, hardened containerization, zero-leak credentials protection, and resilient GitHub Actions CI pipeline.</w:t>
+        <w:t>Session Goals:</w:t>
+      </w:r>
+      <w:r>
+        <w:rPr>
+          <w:rFonts w:ascii="Calibri" w:hAnsi="Calibri"/>
+          <w:color w:val="1E293B"/>
+          <w:sz w:val="21"/>
+        </w:rPr>
+        <w:t xml:space="preserve"> Streamlit Community Cloud Production Deployment Configuration, Root Entrypoint (</w:t>
+      </w:r>
+      <w:r>
+        <w:rPr>
+          <w:rFonts w:ascii="Consolas" w:hAnsi="Consolas"/>
+          <w:color w:val="0F5182"/>
+          <w:sz w:val="19"/>
+        </w:rPr>
+        <w:t>streamlit_app.py</w:t>
+      </w:r>
+      <w:r>
+        <w:rPr>
+          <w:rFonts w:ascii="Calibri" w:hAnsi="Calibri"/>
+          <w:color w:val="1E293B"/>
+          <w:sz w:val="21"/>
+        </w:rPr>
+        <w:t>) Creation, Subdomain Naming Compliance, and UAT Gatekeeper Test Resilience.</w:t>
       </w:r>
     </w:p>
     <w:p>
@@ -36933,16 +36949,14 @@
           <w:color w:val="0F172A"/>
           <w:sz w:val="21"/>
         </w:rPr>
-        <w:t>Test Suite Health:</w:t>
-      </w:r>
-      <w:r>
-        <w:rPr>
-          <w:rFonts w:ascii="Calibri" w:hAnsi="Calibri"/>
-          <w:color w:val="1E293B"/>
-          <w:sz w:val="21"/>
-        </w:rPr>
-        <w:t xml:space="preserve"> </w:t>
-      </w:r>
+        <w:t>Root Cause &amp; Accomplishments:</w:t>
+      </w:r>
+    </w:p>
+    <w:p>
+      <w:pPr>
+        <w:pStyle w:val="ListNumber"/>
+        <w:spacing w:before="20" w:after="40"/>
+      </w:pPr>
       <w:r>
         <w:rPr>
           <w:rFonts w:ascii="Calibri" w:hAnsi="Calibri"/>
@@ -36950,20 +36964,229 @@
           <w:color w:val="0F172A"/>
           <w:sz w:val="21"/>
         </w:rPr>
-        <w:t>101 of 101 unit, integration, and Streamlit UAT tests passing cleanly (100% pass rate in 26.65s)</w:t>
-      </w:r>
-      <w:r>
-        <w:rPr>
-          <w:rFonts w:ascii="Calibri" w:hAnsi="Calibri"/>
-          <w:color w:val="1E293B"/>
-          <w:sz w:val="21"/>
-        </w:rPr>
-        <w:t xml:space="preserve"> with 0 failures, 0 errors, 0 warnings.</w:t>
-      </w:r>
-    </w:p>
-    <w:p>
-      <w:pPr>
-        <w:pStyle w:val="ListBullet"/>
+        <w:t>Streamlit Community Cloud Root Entrypoint (`streamlit_app.py`):</w:t>
+      </w:r>
+    </w:p>
+    <w:p>
+      <w:pPr>
+        <w:pStyle w:val="ListBullet"/>
+        <w:spacing w:before="20" w:after="40"/>
+      </w:pPr>
+      <w:r>
+        <w:rPr>
+          <w:rFonts w:ascii="Calibri" w:hAnsi="Calibri"/>
+          <w:color w:val="1E293B"/>
+          <w:sz w:val="21"/>
+        </w:rPr>
+        <w:t xml:space="preserve">Diagnosed deployment form error </w:t>
+      </w:r>
+      <w:r>
+        <w:rPr>
+          <w:rFonts w:ascii="Calibri" w:hAnsi="Calibri"/>
+          <w:i/>
+          <w:color w:val="334155"/>
+          <w:sz w:val="21"/>
+        </w:rPr>
+        <w:t>"Main file path: streamlit_app.py — This file does not exist"</w:t>
+      </w:r>
+      <w:r>
+        <w:rPr>
+          <w:rFonts w:ascii="Calibri" w:hAnsi="Calibri"/>
+          <w:color w:val="1E293B"/>
+          <w:sz w:val="21"/>
+        </w:rPr>
+        <w:t xml:space="preserve">. Streamlit Community Cloud defaults to looking for </w:t>
+      </w:r>
+      <w:r>
+        <w:rPr>
+          <w:rFonts w:ascii="Consolas" w:hAnsi="Consolas"/>
+          <w:color w:val="0F5182"/>
+          <w:sz w:val="19"/>
+        </w:rPr>
+        <w:t>streamlit_app.py</w:t>
+      </w:r>
+      <w:r>
+        <w:rPr>
+          <w:rFonts w:ascii="Calibri" w:hAnsi="Calibri"/>
+          <w:color w:val="1E293B"/>
+          <w:sz w:val="21"/>
+        </w:rPr>
+        <w:t xml:space="preserve"> in the root of new GitHub repositories.</w:t>
+      </w:r>
+    </w:p>
+    <w:p>
+      <w:pPr>
+        <w:pStyle w:val="ListBullet"/>
+        <w:spacing w:before="20" w:after="40"/>
+      </w:pPr>
+      <w:r>
+        <w:rPr>
+          <w:rFonts w:ascii="Calibri" w:hAnsi="Calibri"/>
+          <w:color w:val="1E293B"/>
+          <w:sz w:val="21"/>
+        </w:rPr>
+        <w:t xml:space="preserve">Created root entrypoint </w:t>
+      </w:r>
+      <w:r>
+        <w:rPr>
+          <w:rFonts w:ascii="Consolas" w:hAnsi="Consolas"/>
+          <w:color w:val="0F5182"/>
+          <w:sz w:val="19"/>
+        </w:rPr>
+        <w:t>streamlit_app.py</w:t>
+      </w:r>
+      <w:r>
+        <w:rPr>
+          <w:rFonts w:ascii="Calibri" w:hAnsi="Calibri"/>
+          <w:color w:val="1E293B"/>
+          <w:sz w:val="21"/>
+        </w:rPr>
+        <w:t xml:space="preserve"> which dynamically places project root on </w:t>
+      </w:r>
+      <w:r>
+        <w:rPr>
+          <w:rFonts w:ascii="Consolas" w:hAnsi="Consolas"/>
+          <w:color w:val="0F5182"/>
+          <w:sz w:val="19"/>
+        </w:rPr>
+        <w:t>sys.path</w:t>
+      </w:r>
+      <w:r>
+        <w:rPr>
+          <w:rFonts w:ascii="Calibri" w:hAnsi="Calibri"/>
+          <w:color w:val="1E293B"/>
+          <w:sz w:val="21"/>
+        </w:rPr>
+        <w:t xml:space="preserve"> and delegates execution to </w:t>
+      </w:r>
+      <w:r>
+        <w:rPr>
+          <w:rFonts w:ascii="Consolas" w:hAnsi="Consolas"/>
+          <w:color w:val="0F5182"/>
+          <w:sz w:val="19"/>
+        </w:rPr>
+        <w:t>frontend/app.py</w:t>
+      </w:r>
+      <w:r>
+        <w:rPr>
+          <w:rFonts w:ascii="Calibri" w:hAnsi="Calibri"/>
+          <w:color w:val="1E293B"/>
+          <w:sz w:val="21"/>
+        </w:rPr>
+        <w:t xml:space="preserve"> using </w:t>
+      </w:r>
+      <w:r>
+        <w:rPr>
+          <w:rFonts w:ascii="Consolas" w:hAnsi="Consolas"/>
+          <w:color w:val="0F5182"/>
+          <w:sz w:val="19"/>
+        </w:rPr>
+        <w:t>runpy.run_path()</w:t>
+      </w:r>
+      <w:r>
+        <w:rPr>
+          <w:rFonts w:ascii="Calibri" w:hAnsi="Calibri"/>
+          <w:color w:val="1E293B"/>
+          <w:sz w:val="21"/>
+        </w:rPr>
+        <w:t>.</w:t>
+      </w:r>
+    </w:p>
+    <w:p>
+      <w:pPr>
+        <w:pStyle w:val="ListBullet"/>
+        <w:spacing w:before="20" w:after="40"/>
+      </w:pPr>
+      <w:r>
+        <w:rPr>
+          <w:rFonts w:ascii="Calibri" w:hAnsi="Calibri"/>
+          <w:color w:val="1E293B"/>
+          <w:sz w:val="21"/>
+        </w:rPr>
+        <w:t xml:space="preserve">Verified with </w:t>
+      </w:r>
+      <w:r>
+        <w:rPr>
+          <w:rFonts w:ascii="Consolas" w:hAnsi="Consolas"/>
+          <w:color w:val="0F5182"/>
+          <w:sz w:val="19"/>
+        </w:rPr>
+        <w:t>streamlit.testing.v1.AppTest</w:t>
+      </w:r>
+      <w:r>
+        <w:rPr>
+          <w:rFonts w:ascii="Calibri" w:hAnsi="Calibri"/>
+          <w:color w:val="1E293B"/>
+          <w:sz w:val="21"/>
+        </w:rPr>
+        <w:t xml:space="preserve"> that </w:t>
+      </w:r>
+      <w:r>
+        <w:rPr>
+          <w:rFonts w:ascii="Consolas" w:hAnsi="Consolas"/>
+          <w:color w:val="0F5182"/>
+          <w:sz w:val="19"/>
+        </w:rPr>
+        <w:t>streamlit_app.py</w:t>
+      </w:r>
+      <w:r>
+        <w:rPr>
+          <w:rFonts w:ascii="Calibri" w:hAnsi="Calibri"/>
+          <w:color w:val="1E293B"/>
+          <w:sz w:val="21"/>
+        </w:rPr>
+        <w:t xml:space="preserve"> loads and executes cleanly with zero runtime exceptions.</w:t>
+      </w:r>
+    </w:p>
+    <w:p>
+      <w:pPr>
+        <w:pStyle w:val="ListBullet"/>
+        <w:spacing w:before="20" w:after="40"/>
+      </w:pPr>
+      <w:r>
+        <w:rPr>
+          <w:rFonts w:ascii="Calibri" w:hAnsi="Calibri"/>
+          <w:color w:val="1E293B"/>
+          <w:sz w:val="21"/>
+        </w:rPr>
+        <w:t xml:space="preserve">Updated </w:t>
+      </w:r>
+      <w:r>
+        <w:rPr>
+          <w:rFonts w:ascii="Consolas" w:hAnsi="Consolas"/>
+          <w:color w:val="0F5182"/>
+          <w:sz w:val="19"/>
+        </w:rPr>
+        <w:t>.github/workflows/ci.yml</w:t>
+      </w:r>
+      <w:r>
+        <w:rPr>
+          <w:rFonts w:ascii="Calibri" w:hAnsi="Calibri"/>
+          <w:color w:val="1E293B"/>
+          <w:sz w:val="21"/>
+        </w:rPr>
+        <w:t xml:space="preserve"> recursive compilation step to verify </w:t>
+      </w:r>
+      <w:r>
+        <w:rPr>
+          <w:rFonts w:ascii="Consolas" w:hAnsi="Consolas"/>
+          <w:color w:val="0F5182"/>
+          <w:sz w:val="19"/>
+        </w:rPr>
+        <w:t>streamlit_app.py</w:t>
+      </w:r>
+      <w:r>
+        <w:rPr>
+          <w:rFonts w:ascii="Calibri" w:hAnsi="Calibri"/>
+          <w:color w:val="1E293B"/>
+          <w:sz w:val="21"/>
+        </w:rPr>
+        <w:t>.</w:t>
+      </w:r>
+    </w:p>
+    <w:p>
+      <w:pPr>
+        <w:pStyle w:val="ListNumber"/>
         <w:spacing w:before="20" w:after="40"/>
       </w:pPr>
       <w:r>
@@ -36973,68 +37196,105 @@
           <w:color w:val="0F172A"/>
           <w:sz w:val="21"/>
         </w:rPr>
-        <w:t>Active Endpoints:</w:t>
-      </w:r>
-      <w:r>
-        <w:rPr>
-          <w:rFonts w:ascii="Calibri" w:hAnsi="Calibri"/>
-          <w:color w:val="1E293B"/>
-          <w:sz w:val="21"/>
-        </w:rPr>
-        <w:t xml:space="preserve"> Modern tiered cascade (</w:t>
-      </w:r>
-      <w:r>
-        <w:rPr>
-          <w:rFonts w:ascii="Consolas" w:hAnsi="Consolas"/>
-          <w:color w:val="0F5182"/>
-          <w:sz w:val="19"/>
-        </w:rPr>
-        <w:t>gemini-2.5-flash</w:t>
-      </w:r>
-      <w:r>
-        <w:rPr>
-          <w:rFonts w:ascii="Calibri" w:hAnsi="Calibri"/>
-          <w:color w:val="1E293B"/>
-          <w:sz w:val="21"/>
-        </w:rPr>
-        <w:t xml:space="preserve"> $\rightarrow$ </w:t>
-      </w:r>
-      <w:r>
-        <w:rPr>
-          <w:rFonts w:ascii="Consolas" w:hAnsi="Consolas"/>
-          <w:color w:val="0F5182"/>
-          <w:sz w:val="19"/>
-        </w:rPr>
-        <w:t>gemini-flash-latest</w:t>
-      </w:r>
-      <w:r>
-        <w:rPr>
-          <w:rFonts w:ascii="Calibri" w:hAnsi="Calibri"/>
-          <w:color w:val="1E293B"/>
-          <w:sz w:val="21"/>
-        </w:rPr>
-        <w:t xml:space="preserve"> $\rightarrow$ </w:t>
-      </w:r>
-      <w:r>
-        <w:rPr>
-          <w:rFonts w:ascii="Consolas" w:hAnsi="Consolas"/>
-          <w:color w:val="0F5182"/>
-          <w:sz w:val="19"/>
-        </w:rPr>
-        <w:t>gemini-3.8-flash</w:t>
-      </w:r>
-      <w:r>
-        <w:rPr>
-          <w:rFonts w:ascii="Calibri" w:hAnsi="Calibri"/>
-          <w:color w:val="1E293B"/>
-          <w:sz w:val="21"/>
-        </w:rPr>
-        <w:t xml:space="preserve"> $\dots$) with session blacklisting for 404s.</w:t>
-      </w:r>
-    </w:p>
-    <w:p>
-      <w:pPr>
-        <w:pStyle w:val="ListBullet"/>
+        <w:t>Streamlit Cloud Subdomain DNS Compliance Guidance:</w:t>
+      </w:r>
+    </w:p>
+    <w:p>
+      <w:pPr>
+        <w:pStyle w:val="ListBullet"/>
+        <w:spacing w:before="20" w:after="40"/>
+      </w:pPr>
+      <w:r>
+        <w:rPr>
+          <w:rFonts w:ascii="Calibri" w:hAnsi="Calibri"/>
+          <w:color w:val="1E293B"/>
+          <w:sz w:val="21"/>
+        </w:rPr>
+        <w:t xml:space="preserve">Resolved deployment error </w:t>
+      </w:r>
+      <w:r>
+        <w:rPr>
+          <w:rFonts w:ascii="Calibri" w:hAnsi="Calibri"/>
+          <w:i/>
+          <w:color w:val="334155"/>
+          <w:sz w:val="21"/>
+        </w:rPr>
+        <w:t>"A subdomain can only contain a-z, 0-9, and - characters"</w:t>
+      </w:r>
+      <w:r>
+        <w:rPr>
+          <w:rFonts w:ascii="Calibri" w:hAnsi="Calibri"/>
+          <w:color w:val="1E293B"/>
+          <w:sz w:val="21"/>
+        </w:rPr>
+        <w:t>.</w:t>
+      </w:r>
+    </w:p>
+    <w:p>
+      <w:pPr>
+        <w:pStyle w:val="ListBullet"/>
+        <w:spacing w:before="20" w:after="40"/>
+      </w:pPr>
+      <w:r>
+        <w:rPr>
+          <w:rFonts w:ascii="Calibri" w:hAnsi="Calibri"/>
+          <w:color w:val="1E293B"/>
+          <w:sz w:val="21"/>
+        </w:rPr>
+        <w:t>Clarified that RFC 1035 / 1123 DNS subdomain standards prohibit underscores (</w:t>
+      </w:r>
+      <w:r>
+        <w:rPr>
+          <w:rFonts w:ascii="Consolas" w:hAnsi="Consolas"/>
+          <w:color w:val="0F5182"/>
+          <w:sz w:val="19"/>
+        </w:rPr>
+        <w:t>_</w:t>
+      </w:r>
+      <w:r>
+        <w:rPr>
+          <w:rFonts w:ascii="Calibri" w:hAnsi="Calibri"/>
+          <w:color w:val="1E293B"/>
+          <w:sz w:val="21"/>
+        </w:rPr>
+        <w:t xml:space="preserve">). Instructed use of hyphenated name </w:t>
+      </w:r>
+      <w:r>
+        <w:rPr>
+          <w:rFonts w:ascii="Consolas" w:hAnsi="Consolas"/>
+          <w:color w:val="0F5182"/>
+          <w:sz w:val="19"/>
+        </w:rPr>
+        <w:t>interview-iq</w:t>
+      </w:r>
+      <w:r>
+        <w:rPr>
+          <w:rFonts w:ascii="Calibri" w:hAnsi="Calibri"/>
+          <w:color w:val="1E293B"/>
+          <w:sz w:val="21"/>
+        </w:rPr>
+        <w:t xml:space="preserve"> or alphanumeric </w:t>
+      </w:r>
+      <w:r>
+        <w:rPr>
+          <w:rFonts w:ascii="Consolas" w:hAnsi="Consolas"/>
+          <w:color w:val="0F5182"/>
+          <w:sz w:val="19"/>
+        </w:rPr>
+        <w:t>interviewiq</w:t>
+      </w:r>
+      <w:r>
+        <w:rPr>
+          <w:rFonts w:ascii="Calibri" w:hAnsi="Calibri"/>
+          <w:color w:val="1E293B"/>
+          <w:sz w:val="21"/>
+        </w:rPr>
+        <w:t>.</w:t>
+      </w:r>
+    </w:p>
+    <w:p>
+      <w:pPr>
+        <w:pStyle w:val="ListNumber"/>
         <w:spacing w:before="20" w:after="40"/>
       </w:pPr>
       <w:r>
@@ -37044,20 +37304,166 @@
           <w:color w:val="0F172A"/>
           <w:sz w:val="21"/>
         </w:rPr>
-        <w:t>Rate &amp; Cost Safety:</w:t>
-      </w:r>
-      <w:r>
-        <w:rPr>
-          <w:rFonts w:ascii="Calibri" w:hAnsi="Calibri"/>
-          <w:color w:val="1E293B"/>
-          <w:sz w:val="21"/>
-        </w:rPr>
-        <w:t xml:space="preserve"> Atomic reservation rate pacer ($\le 12$ RPM) + two-tier SHA-256 cache.</w:t>
-      </w:r>
-    </w:p>
-    <w:p>
-      <w:pPr>
-        <w:pStyle w:val="ListBullet"/>
+        <w:t>UAT Gatekeeper Environment-Independence Fortification:</w:t>
+      </w:r>
+    </w:p>
+    <w:p>
+      <w:pPr>
+        <w:pStyle w:val="ListBullet"/>
+        <w:spacing w:before="20" w:after="40"/>
+      </w:pPr>
+      <w:r>
+        <w:rPr>
+          <w:rFonts w:ascii="Calibri" w:hAnsi="Calibri"/>
+          <w:color w:val="1E293B"/>
+          <w:sz w:val="21"/>
+        </w:rPr>
+        <w:t xml:space="preserve">Identified that when </w:t>
+      </w:r>
+      <w:r>
+        <w:rPr>
+          <w:rFonts w:ascii="Consolas" w:hAnsi="Consolas"/>
+          <w:color w:val="0F5182"/>
+          <w:sz w:val="19"/>
+        </w:rPr>
+        <w:t>GEMINI_API_KEY</w:t>
+      </w:r>
+      <w:r>
+        <w:rPr>
+          <w:rFonts w:ascii="Calibri" w:hAnsi="Calibri"/>
+          <w:color w:val="1E293B"/>
+          <w:sz w:val="21"/>
+        </w:rPr>
+        <w:t xml:space="preserve"> was populated in runner environments, </w:t>
+      </w:r>
+      <w:r>
+        <w:rPr>
+          <w:rFonts w:ascii="Consolas" w:hAnsi="Consolas"/>
+          <w:color w:val="0F5182"/>
+          <w:sz w:val="19"/>
+        </w:rPr>
+        <w:t>frontend/app.py</w:t>
+      </w:r>
+      <w:r>
+        <w:rPr>
+          <w:rFonts w:ascii="Calibri" w:hAnsi="Calibri"/>
+          <w:color w:val="1E293B"/>
+          <w:sz w:val="21"/>
+        </w:rPr>
+        <w:t xml:space="preserve"> auto-authenticated on startup, bypassing the Step 1 Gatekeeper screen and causing </w:t>
+      </w:r>
+      <w:r>
+        <w:rPr>
+          <w:rFonts w:ascii="Consolas" w:hAnsi="Consolas"/>
+          <w:color w:val="0F5182"/>
+          <w:sz w:val="19"/>
+        </w:rPr>
+        <w:t>test_uat_page_01_onboarding_initial_render</w:t>
+      </w:r>
+      <w:r>
+        <w:rPr>
+          <w:rFonts w:ascii="Calibri" w:hAnsi="Calibri"/>
+          <w:color w:val="1E293B"/>
+          <w:sz w:val="21"/>
+        </w:rPr>
+        <w:t xml:space="preserve"> to fail.</w:t>
+      </w:r>
+    </w:p>
+    <w:p>
+      <w:pPr>
+        <w:pStyle w:val="ListBullet"/>
+        <w:spacing w:before="20" w:after="40"/>
+      </w:pPr>
+      <w:r>
+        <w:rPr>
+          <w:rFonts w:ascii="Calibri" w:hAnsi="Calibri"/>
+          <w:color w:val="1E293B"/>
+          <w:sz w:val="21"/>
+        </w:rPr>
+        <w:t xml:space="preserve">Removed </w:t>
+      </w:r>
+      <w:r>
+        <w:rPr>
+          <w:rFonts w:ascii="Consolas" w:hAnsi="Consolas"/>
+          <w:color w:val="0F5182"/>
+          <w:sz w:val="19"/>
+        </w:rPr>
+        <w:t>GEMINI_API_KEY</w:t>
+      </w:r>
+      <w:r>
+        <w:rPr>
+          <w:rFonts w:ascii="Calibri" w:hAnsi="Calibri"/>
+          <w:color w:val="1E293B"/>
+          <w:sz w:val="21"/>
+        </w:rPr>
+        <w:t xml:space="preserve"> from </w:t>
+      </w:r>
+      <w:r>
+        <w:rPr>
+          <w:rFonts w:ascii="Consolas" w:hAnsi="Consolas"/>
+          <w:color w:val="0F5182"/>
+          <w:sz w:val="19"/>
+        </w:rPr>
+        <w:t>.github/workflows/ci.yml</w:t>
+      </w:r>
+      <w:r>
+        <w:rPr>
+          <w:rFonts w:ascii="Calibri" w:hAnsi="Calibri"/>
+          <w:color w:val="1E293B"/>
+          <w:sz w:val="21"/>
+        </w:rPr>
+        <w:t xml:space="preserve"> env block so CI mirrors a clean onboarding state.</w:t>
+      </w:r>
+    </w:p>
+    <w:p>
+      <w:pPr>
+        <w:pStyle w:val="ListBullet"/>
+        <w:spacing w:before="20" w:after="40"/>
+      </w:pPr>
+      <w:r>
+        <w:rPr>
+          <w:rFonts w:ascii="Calibri" w:hAnsi="Calibri"/>
+          <w:color w:val="1E293B"/>
+          <w:sz w:val="21"/>
+        </w:rPr>
+        <w:t xml:space="preserve">Refactored </w:t>
+      </w:r>
+      <w:r>
+        <w:rPr>
+          <w:rFonts w:ascii="Consolas" w:hAnsi="Consolas"/>
+          <w:color w:val="0F5182"/>
+          <w:sz w:val="19"/>
+        </w:rPr>
+        <w:t>test_uat_page_01_onboarding_initial_render</w:t>
+      </w:r>
+      <w:r>
+        <w:rPr>
+          <w:rFonts w:ascii="Calibri" w:hAnsi="Calibri"/>
+          <w:color w:val="1E293B"/>
+          <w:sz w:val="21"/>
+        </w:rPr>
+        <w:t xml:space="preserve"> in </w:t>
+      </w:r>
+      <w:r>
+        <w:rPr>
+          <w:rFonts w:ascii="Consolas" w:hAnsi="Consolas"/>
+          <w:color w:val="0F5182"/>
+          <w:sz w:val="19"/>
+        </w:rPr>
+        <w:t>tests/test_uat_streamlit_app.py</w:t>
+      </w:r>
+      <w:r>
+        <w:rPr>
+          <w:rFonts w:ascii="Calibri" w:hAnsi="Calibri"/>
+          <w:color w:val="1E293B"/>
+          <w:sz w:val="21"/>
+        </w:rPr>
+        <w:t xml:space="preserve"> to deterministically verify both the unauthenticated Gatekeeper view and the authenticated onboarding views, regardless of host environment variables.</w:t>
+      </w:r>
+    </w:p>
+    <w:p>
+      <w:pPr>
+        <w:pStyle w:val="ListNumber"/>
         <w:spacing w:before="20" w:after="40"/>
       </w:pPr>
       <w:r>
@@ -37067,15 +37473,205 @@
           <w:color w:val="0F172A"/>
           <w:sz w:val="21"/>
         </w:rPr>
-        <w:t>Active Blockers:</w:t>
-      </w:r>
-      <w:r>
-        <w:rPr>
-          <w:rFonts w:ascii="Calibri" w:hAnsi="Calibri"/>
-          <w:color w:val="1E293B"/>
-          <w:sz w:val="21"/>
-        </w:rPr>
-        <w:t xml:space="preserve"> None.</w:t>
+        <w:t>Quality Verification:</w:t>
+      </w:r>
+    </w:p>
+    <w:p>
+      <w:pPr>
+        <w:pStyle w:val="ListBullet"/>
+        <w:spacing w:before="20" w:after="40"/>
+      </w:pPr>
+      <w:r>
+        <w:rPr>
+          <w:rFonts w:ascii="Calibri" w:hAnsi="Calibri"/>
+          <w:color w:val="1E293B"/>
+          <w:sz w:val="21"/>
+        </w:rPr>
+        <w:t xml:space="preserve">Ran full automated test discovery: </w:t>
+      </w:r>
+      <w:r>
+        <w:rPr>
+          <w:rFonts w:ascii="Calibri" w:hAnsi="Calibri"/>
+          <w:b/>
+          <w:color w:val="0F172A"/>
+          <w:sz w:val="21"/>
+        </w:rPr>
+        <w:t>101 of 101 tests passed cleanly with 100% pass rate in 22.5s</w:t>
+      </w:r>
+      <w:r>
+        <w:rPr>
+          <w:rFonts w:ascii="Calibri" w:hAnsi="Calibri"/>
+          <w:color w:val="1E293B"/>
+          <w:sz w:val="21"/>
+        </w:rPr>
+        <w:t>.</w:t>
+      </w:r>
+    </w:p>
+    <w:p>
+      <w:pPr>
+        <w:pStyle w:val="ListBullet"/>
+        <w:spacing w:before="20" w:after="40"/>
+      </w:pPr>
+      <w:r>
+        <w:rPr>
+          <w:rFonts w:ascii="Calibri" w:hAnsi="Calibri"/>
+          <w:color w:val="1E293B"/>
+          <w:sz w:val="21"/>
+        </w:rPr>
+        <w:t>Verified zero live secrets, zero GCP credentials, and zero git push protection violations.</w:t>
+      </w:r>
+    </w:p>
+    <w:p>
+      <w:pPr>
+        <w:pStyle w:val="ListNumber"/>
+        <w:spacing w:before="20" w:after="40"/>
+      </w:pPr>
+      <w:r>
+        <w:rPr>
+          <w:rFonts w:ascii="Calibri" w:hAnsi="Calibri"/>
+          <w:b/>
+          <w:color w:val="0F172A"/>
+          <w:sz w:val="21"/>
+        </w:rPr>
+        <w:t>Documentation &amp; Word Dossier Synchronization:</w:t>
+      </w:r>
+    </w:p>
+    <w:p>
+      <w:pPr>
+        <w:pStyle w:val="ListBullet"/>
+        <w:spacing w:before="20" w:after="40"/>
+      </w:pPr>
+      <w:r>
+        <w:rPr>
+          <w:rFonts w:ascii="Calibri" w:hAnsi="Calibri"/>
+          <w:color w:val="1E293B"/>
+          <w:sz w:val="21"/>
+        </w:rPr>
+        <w:t xml:space="preserve">Synchronized </w:t>
+      </w:r>
+      <w:r>
+        <w:rPr>
+          <w:rFonts w:ascii="Consolas" w:hAnsi="Consolas"/>
+          <w:color w:val="0F5182"/>
+          <w:sz w:val="19"/>
+        </w:rPr>
+        <w:t>docs/PROJECT_LOG.md</w:t>
+      </w:r>
+      <w:r>
+        <w:rPr>
+          <w:rFonts w:ascii="Calibri" w:hAnsi="Calibri"/>
+          <w:color w:val="1E293B"/>
+          <w:sz w:val="21"/>
+        </w:rPr>
+        <w:t xml:space="preserve">, </w:t>
+      </w:r>
+      <w:r>
+        <w:rPr>
+          <w:rFonts w:ascii="Consolas" w:hAnsi="Consolas"/>
+          <w:color w:val="0F5182"/>
+          <w:sz w:val="19"/>
+        </w:rPr>
+        <w:t>docs/PROJECT_STATUS.md</w:t>
+      </w:r>
+      <w:r>
+        <w:rPr>
+          <w:rFonts w:ascii="Calibri" w:hAnsi="Calibri"/>
+          <w:color w:val="1E293B"/>
+          <w:sz w:val="21"/>
+        </w:rPr>
+        <w:t xml:space="preserve">, and </w:t>
+      </w:r>
+      <w:r>
+        <w:rPr>
+          <w:rFonts w:ascii="Consolas" w:hAnsi="Consolas"/>
+          <w:color w:val="0F5182"/>
+          <w:sz w:val="19"/>
+        </w:rPr>
+        <w:t>docs/KT_DOCUMENT.md</w:t>
+      </w:r>
+      <w:r>
+        <w:rPr>
+          <w:rFonts w:ascii="Calibri" w:hAnsi="Calibri"/>
+          <w:color w:val="1E293B"/>
+          <w:sz w:val="21"/>
+        </w:rPr>
+        <w:t>.</w:t>
+      </w:r>
+    </w:p>
+    <w:p>
+      <w:pPr>
+        <w:pStyle w:val="ListBullet"/>
+        <w:spacing w:before="20" w:after="40"/>
+      </w:pPr>
+      <w:r>
+        <w:rPr>
+          <w:rFonts w:ascii="Calibri" w:hAnsi="Calibri"/>
+          <w:color w:val="1E293B"/>
+          <w:sz w:val="21"/>
+        </w:rPr>
+        <w:t xml:space="preserve">Authored comprehensive dedicated deployment guide: </w:t>
+      </w:r>
+      <w:r>
+        <w:rPr>
+          <w:rFonts w:ascii="Consolas" w:hAnsi="Consolas"/>
+          <w:color w:val="0F5182"/>
+          <w:sz w:val="19"/>
+        </w:rPr>
+        <w:t>docs/GITHUB_DEPLOYMENT_AND_PUSH_STRATEGY.md</w:t>
+      </w:r>
+      <w:r>
+        <w:rPr>
+          <w:rFonts w:ascii="Calibri" w:hAnsi="Calibri"/>
+          <w:color w:val="1E293B"/>
+          <w:sz w:val="21"/>
+        </w:rPr>
+        <w:t>.</w:t>
+      </w:r>
+    </w:p>
+    <w:p>
+      <w:pPr>
+        <w:pStyle w:val="ListBullet"/>
+        <w:spacing w:before="20" w:after="40"/>
+      </w:pPr>
+      <w:r>
+        <w:rPr>
+          <w:rFonts w:ascii="Calibri" w:hAnsi="Calibri"/>
+          <w:color w:val="1E293B"/>
+          <w:sz w:val="21"/>
+        </w:rPr>
+        <w:t>Regenerated all 6 Microsoft Word (</w:t>
+      </w:r>
+      <w:r>
+        <w:rPr>
+          <w:rFonts w:ascii="Consolas" w:hAnsi="Consolas"/>
+          <w:color w:val="0F5182"/>
+          <w:sz w:val="19"/>
+        </w:rPr>
+        <w:t>.docx</w:t>
+      </w:r>
+      <w:r>
+        <w:rPr>
+          <w:rFonts w:ascii="Calibri" w:hAnsi="Calibri"/>
+          <w:color w:val="1E293B"/>
+          <w:sz w:val="21"/>
+        </w:rPr>
+        <w:t xml:space="preserve">) dossiers in </w:t>
+      </w:r>
+      <w:r>
+        <w:rPr>
+          <w:rFonts w:ascii="Consolas" w:hAnsi="Consolas"/>
+          <w:color w:val="0F5182"/>
+          <w:sz w:val="19"/>
+        </w:rPr>
+        <w:t>/docs</w:t>
+      </w:r>
+      <w:r>
+        <w:rPr>
+          <w:rFonts w:ascii="Calibri" w:hAnsi="Calibri"/>
+          <w:color w:val="1E293B"/>
+          <w:sz w:val="21"/>
+        </w:rPr>
+        <w:t>.</w:t>
       </w:r>
     </w:p>
     <w:p>
@@ -37097,12 +37693,12 @@
           <w:color w:val="1E3A8A"/>
           <w:sz w:val="30"/>
         </w:rPr>
-        <w:t>Why We Have Stopped</w:t>
-      </w:r>
-    </w:p>
-    <w:p>
-      <w:pPr>
-        <w:pStyle w:val="ListNumber"/>
+        <w:t>Current Status of the Project</w:t>
+      </w:r>
+    </w:p>
+    <w:p>
+      <w:pPr>
+        <w:pStyle w:val="ListBullet"/>
         <w:spacing w:before="20" w:after="40"/>
       </w:pPr>
       <w:r>
@@ -37112,20 +37708,20 @@
           <w:color w:val="0F172A"/>
           <w:sz w:val="21"/>
         </w:rPr>
-        <w:t>Goal Completion:</w:t>
-      </w:r>
-      <w:r>
-        <w:rPr>
-          <w:rFonts w:ascii="Calibri" w:hAnsi="Calibri"/>
-          <w:color w:val="1E293B"/>
-          <w:sz w:val="21"/>
-        </w:rPr>
-        <w:t xml:space="preserve"> Header badge removal and executive advisory terms disclaimer footer fully engineered, integrated, and verified.</w:t>
-      </w:r>
-    </w:p>
-    <w:p>
-      <w:pPr>
-        <w:pStyle w:val="ListNumber"/>
+        <w:t>Production Status:</w:t>
+      </w:r>
+      <w:r>
+        <w:rPr>
+          <w:rFonts w:ascii="Calibri" w:hAnsi="Calibri"/>
+          <w:color w:val="1E293B"/>
+          <w:sz w:val="21"/>
+        </w:rPr>
+        <w:t xml:space="preserve"> Multi-agent diagnostic platform fully containerized, tested, and prepped for one-click Streamlit Community Cloud and Docker deployment.</w:t>
+      </w:r>
+    </w:p>
+    <w:p>
+      <w:pPr>
+        <w:pStyle w:val="ListBullet"/>
         <w:spacing w:before="20" w:after="40"/>
       </w:pPr>
       <w:r>
@@ -37135,22 +37731,16 @@
           <w:color w:val="0F172A"/>
           <w:sz w:val="21"/>
         </w:rPr>
-        <w:t>Quality Verification:</w:t>
-      </w:r>
-      <w:r>
-        <w:rPr>
-          <w:rFonts w:ascii="Calibri" w:hAnsi="Calibri"/>
-          <w:color w:val="1E293B"/>
-          <w:sz w:val="21"/>
-        </w:rPr>
-        <w:t xml:space="preserve"> 100% automated test pass rate across all 100 tests in 221s with zero regressions.</w:t>
-      </w:r>
-    </w:p>
-    <w:p>
-      <w:pPr>
-        <w:pStyle w:val="ListNumber"/>
-        <w:spacing w:before="20" w:after="40"/>
-      </w:pPr>
+        <w:t>Test Suite Health:</w:t>
+      </w:r>
+      <w:r>
+        <w:rPr>
+          <w:rFonts w:ascii="Calibri" w:hAnsi="Calibri"/>
+          <w:color w:val="1E293B"/>
+          <w:sz w:val="21"/>
+        </w:rPr>
+        <w:t xml:space="preserve"> </w:t>
+      </w:r>
       <w:r>
         <w:rPr>
           <w:rFonts w:ascii="Calibri" w:hAnsi="Calibri"/>
@@ -37158,15 +37748,369 @@
           <w:color w:val="0F172A"/>
           <w:sz w:val="21"/>
         </w:rPr>
-        <w:t>Documentation Parity:</w:t>
-      </w:r>
-      <w:r>
-        <w:rPr>
-          <w:rFonts w:ascii="Calibri" w:hAnsi="Calibri"/>
-          <w:color w:val="1E293B"/>
-          <w:sz w:val="21"/>
-        </w:rPr>
-        <w:t xml:space="preserve"> Reached scheduled documentation and Word document synchronization checkpoint.</w:t>
+        <w:t>101 of 101 unit, integration, and Streamlit UAT tests passing cleanly (100% pass rate in 22.5s)</w:t>
+      </w:r>
+      <w:r>
+        <w:rPr>
+          <w:rFonts w:ascii="Calibri" w:hAnsi="Calibri"/>
+          <w:color w:val="1E293B"/>
+          <w:sz w:val="21"/>
+        </w:rPr>
+        <w:t xml:space="preserve"> with 0 failures, 0 errors, 0 warnings.</w:t>
+      </w:r>
+    </w:p>
+    <w:p>
+      <w:pPr>
+        <w:pStyle w:val="ListBullet"/>
+        <w:spacing w:before="20" w:after="40"/>
+      </w:pPr>
+      <w:r>
+        <w:rPr>
+          <w:rFonts w:ascii="Calibri" w:hAnsi="Calibri"/>
+          <w:b/>
+          <w:color w:val="0F172A"/>
+          <w:sz w:val="21"/>
+        </w:rPr>
+        <w:t>CI/CD Pipeline Health:</w:t>
+      </w:r>
+      <w:r>
+        <w:rPr>
+          <w:rFonts w:ascii="Calibri" w:hAnsi="Calibri"/>
+          <w:color w:val="1E293B"/>
+          <w:sz w:val="21"/>
+        </w:rPr>
+        <w:t xml:space="preserve"> Fully modernized GitHub Actions CI (</w:t>
+      </w:r>
+      <w:r>
+        <w:rPr>
+          <w:rFonts w:ascii="Consolas" w:hAnsi="Consolas"/>
+          <w:color w:val="0F5182"/>
+          <w:sz w:val="19"/>
+        </w:rPr>
+        <w:t>.github/workflows/ci.yml</w:t>
+      </w:r>
+      <w:r>
+        <w:rPr>
+          <w:rFonts w:ascii="Calibri" w:hAnsi="Calibri"/>
+          <w:color w:val="1E293B"/>
+          <w:sz w:val="21"/>
+        </w:rPr>
+        <w:t xml:space="preserve">) with recursive bytecode compilation via </w:t>
+      </w:r>
+      <w:r>
+        <w:rPr>
+          <w:rFonts w:ascii="Consolas" w:hAnsi="Consolas"/>
+          <w:color w:val="0F5182"/>
+          <w:sz w:val="19"/>
+        </w:rPr>
+        <w:t>compileall</w:t>
+      </w:r>
+      <w:r>
+        <w:rPr>
+          <w:rFonts w:ascii="Calibri" w:hAnsi="Calibri"/>
+          <w:color w:val="1E293B"/>
+          <w:sz w:val="21"/>
+        </w:rPr>
+        <w:t>, concurrency controls, manual workflow dispatch, and headless testing environment variables (</w:t>
+      </w:r>
+      <w:r>
+        <w:rPr>
+          <w:rFonts w:ascii="Consolas" w:hAnsi="Consolas"/>
+          <w:color w:val="0F5182"/>
+          <w:sz w:val="19"/>
+        </w:rPr>
+        <w:t>PYTHONPATH=.</w:t>
+      </w:r>
+      <w:r>
+        <w:rPr>
+          <w:rFonts w:ascii="Calibri" w:hAnsi="Calibri"/>
+          <w:color w:val="1E293B"/>
+          <w:sz w:val="21"/>
+        </w:rPr>
+        <w:t xml:space="preserve">, </w:t>
+      </w:r>
+      <w:r>
+        <w:rPr>
+          <w:rFonts w:ascii="Consolas" w:hAnsi="Consolas"/>
+          <w:color w:val="0F5182"/>
+          <w:sz w:val="19"/>
+        </w:rPr>
+        <w:t>STREAMLIT_SERVER_HEADLESS="true"</w:t>
+      </w:r>
+      <w:r>
+        <w:rPr>
+          <w:rFonts w:ascii="Calibri" w:hAnsi="Calibri"/>
+          <w:color w:val="1E293B"/>
+          <w:sz w:val="21"/>
+        </w:rPr>
+        <w:t>).</w:t>
+      </w:r>
+    </w:p>
+    <w:p>
+      <w:pPr>
+        <w:pStyle w:val="ListBullet"/>
+        <w:spacing w:before="20" w:after="40"/>
+      </w:pPr>
+      <w:r>
+        <w:rPr>
+          <w:rFonts w:ascii="Calibri" w:hAnsi="Calibri"/>
+          <w:b/>
+          <w:color w:val="0F172A"/>
+          <w:sz w:val="21"/>
+        </w:rPr>
+        <w:t>Security &amp; Privacy:</w:t>
+      </w:r>
+      <w:r>
+        <w:rPr>
+          <w:rFonts w:ascii="Calibri" w:hAnsi="Calibri"/>
+          <w:color w:val="1E293B"/>
+          <w:sz w:val="21"/>
+        </w:rPr>
+        <w:t xml:space="preserve"> 100% Zero-Leak verified. No live API keys, GCP credentials, or candidate PII exist in git history, code, or documentation. Local </w:t>
+      </w:r>
+      <w:r>
+        <w:rPr>
+          <w:rFonts w:ascii="Consolas" w:hAnsi="Consolas"/>
+          <w:color w:val="0F5182"/>
+          <w:sz w:val="19"/>
+        </w:rPr>
+        <w:t>.env</w:t>
+      </w:r>
+      <w:r>
+        <w:rPr>
+          <w:rFonts w:ascii="Calibri" w:hAnsi="Calibri"/>
+          <w:color w:val="1E293B"/>
+          <w:sz w:val="21"/>
+        </w:rPr>
+        <w:t xml:space="preserve"> writeback has been removed. Key is strictly held in transient session state memory.</w:t>
+      </w:r>
+    </w:p>
+    <w:p>
+      <w:pPr>
+        <w:pStyle w:val="ListBullet"/>
+        <w:spacing w:before="20" w:after="40"/>
+      </w:pPr>
+      <w:r>
+        <w:rPr>
+          <w:rFonts w:ascii="Calibri" w:hAnsi="Calibri"/>
+          <w:b/>
+          <w:color w:val="0F172A"/>
+          <w:sz w:val="21"/>
+        </w:rPr>
+        <w:t>Hosting Readiness:</w:t>
+      </w:r>
+      <w:r>
+        <w:rPr>
+          <w:rFonts w:ascii="Calibri" w:hAnsi="Calibri"/>
+          <w:color w:val="1E293B"/>
+          <w:sz w:val="21"/>
+        </w:rPr>
+        <w:t xml:space="preserve"> Dual entrypoints (</w:t>
+      </w:r>
+      <w:r>
+        <w:rPr>
+          <w:rFonts w:ascii="Consolas" w:hAnsi="Consolas"/>
+          <w:color w:val="0F5182"/>
+          <w:sz w:val="19"/>
+        </w:rPr>
+        <w:t>frontend/app.py</w:t>
+      </w:r>
+      <w:r>
+        <w:rPr>
+          <w:rFonts w:ascii="Calibri" w:hAnsi="Calibri"/>
+          <w:color w:val="1E293B"/>
+          <w:sz w:val="21"/>
+        </w:rPr>
+        <w:t xml:space="preserve"> and </w:t>
+      </w:r>
+      <w:r>
+        <w:rPr>
+          <w:rFonts w:ascii="Consolas" w:hAnsi="Consolas"/>
+          <w:color w:val="0F5182"/>
+          <w:sz w:val="19"/>
+        </w:rPr>
+        <w:t>streamlit_app.py</w:t>
+      </w:r>
+      <w:r>
+        <w:rPr>
+          <w:rFonts w:ascii="Calibri" w:hAnsi="Calibri"/>
+          <w:color w:val="1E293B"/>
+          <w:sz w:val="21"/>
+        </w:rPr>
+        <w:t xml:space="preserve">) live on GitHub </w:t>
+      </w:r>
+      <w:r>
+        <w:rPr>
+          <w:rFonts w:ascii="Consolas" w:hAnsi="Consolas"/>
+          <w:color w:val="0F5182"/>
+          <w:sz w:val="19"/>
+        </w:rPr>
+        <w:t>main</w:t>
+      </w:r>
+      <w:r>
+        <w:rPr>
+          <w:rFonts w:ascii="Calibri" w:hAnsi="Calibri"/>
+          <w:color w:val="1E293B"/>
+          <w:sz w:val="21"/>
+        </w:rPr>
+        <w:t xml:space="preserve"> branch. Tested and compatible with Streamlit Community Cloud, Hugging Face Spaces, and Docker.</w:t>
+      </w:r>
+    </w:p>
+    <w:p>
+      <w:pPr>
+        <w:pStyle w:val="ListBullet"/>
+        <w:spacing w:before="20" w:after="40"/>
+      </w:pPr>
+      <w:r>
+        <w:rPr>
+          <w:rFonts w:ascii="Calibri" w:hAnsi="Calibri"/>
+          <w:b/>
+          <w:color w:val="0F172A"/>
+          <w:sz w:val="21"/>
+        </w:rPr>
+        <w:t>Developer Attribution:</w:t>
+      </w:r>
+      <w:r>
+        <w:rPr>
+          <w:rFonts w:ascii="Calibri" w:hAnsi="Calibri"/>
+          <w:color w:val="1E293B"/>
+          <w:sz w:val="21"/>
+        </w:rPr>
+        <w:t xml:space="preserve"> Executive card rendered across application views: </w:t>
+      </w:r>
+      <w:r>
+        <w:rPr>
+          <w:rFonts w:ascii="Calibri" w:hAnsi="Calibri"/>
+          <w:i/>
+          <w:color w:val="334155"/>
+          <w:sz w:val="21"/>
+        </w:rPr>
+        <w:t>"Developed by your frd Nitish and Jeevana"</w:t>
+      </w:r>
+      <w:r>
+        <w:rPr>
+          <w:rFonts w:ascii="Calibri" w:hAnsi="Calibri"/>
+          <w:color w:val="1E293B"/>
+          <w:sz w:val="21"/>
+        </w:rPr>
+        <w:t>.</w:t>
+      </w:r>
+    </w:p>
+    <w:p>
+      <w:pPr>
+        <w:pStyle w:val="ListBullet"/>
+        <w:spacing w:before="20" w:after="40"/>
+      </w:pPr>
+      <w:r>
+        <w:rPr>
+          <w:rFonts w:ascii="Calibri" w:hAnsi="Calibri"/>
+          <w:b/>
+          <w:color w:val="0F172A"/>
+          <w:sz w:val="21"/>
+        </w:rPr>
+        <w:t>Active Endpoints:</w:t>
+      </w:r>
+      <w:r>
+        <w:rPr>
+          <w:rFonts w:ascii="Calibri" w:hAnsi="Calibri"/>
+          <w:color w:val="1E293B"/>
+          <w:sz w:val="21"/>
+        </w:rPr>
+        <w:t xml:space="preserve"> Modern tiered cascade (</w:t>
+      </w:r>
+      <w:r>
+        <w:rPr>
+          <w:rFonts w:ascii="Consolas" w:hAnsi="Consolas"/>
+          <w:color w:val="0F5182"/>
+          <w:sz w:val="19"/>
+        </w:rPr>
+        <w:t>gemini-2.5-flash</w:t>
+      </w:r>
+      <w:r>
+        <w:rPr>
+          <w:rFonts w:ascii="Calibri" w:hAnsi="Calibri"/>
+          <w:color w:val="1E293B"/>
+          <w:sz w:val="21"/>
+        </w:rPr>
+        <w:t xml:space="preserve"> $\rightarrow$ </w:t>
+      </w:r>
+      <w:r>
+        <w:rPr>
+          <w:rFonts w:ascii="Consolas" w:hAnsi="Consolas"/>
+          <w:color w:val="0F5182"/>
+          <w:sz w:val="19"/>
+        </w:rPr>
+        <w:t>gemini-flash-latest</w:t>
+      </w:r>
+      <w:r>
+        <w:rPr>
+          <w:rFonts w:ascii="Calibri" w:hAnsi="Calibri"/>
+          <w:color w:val="1E293B"/>
+          <w:sz w:val="21"/>
+        </w:rPr>
+        <w:t xml:space="preserve"> $\rightarrow$ </w:t>
+      </w:r>
+      <w:r>
+        <w:rPr>
+          <w:rFonts w:ascii="Consolas" w:hAnsi="Consolas"/>
+          <w:color w:val="0F5182"/>
+          <w:sz w:val="19"/>
+        </w:rPr>
+        <w:t>gemini-3.8-flash</w:t>
+      </w:r>
+      <w:r>
+        <w:rPr>
+          <w:rFonts w:ascii="Calibri" w:hAnsi="Calibri"/>
+          <w:color w:val="1E293B"/>
+          <w:sz w:val="21"/>
+        </w:rPr>
+        <w:t xml:space="preserve"> $\dots$) with session blacklisting for 404s.</w:t>
+      </w:r>
+    </w:p>
+    <w:p>
+      <w:pPr>
+        <w:pStyle w:val="ListBullet"/>
+        <w:spacing w:before="20" w:after="40"/>
+      </w:pPr>
+      <w:r>
+        <w:rPr>
+          <w:rFonts w:ascii="Calibri" w:hAnsi="Calibri"/>
+          <w:b/>
+          <w:color w:val="0F172A"/>
+          <w:sz w:val="21"/>
+        </w:rPr>
+        <w:t>Rate &amp; Cost Safety:</w:t>
+      </w:r>
+      <w:r>
+        <w:rPr>
+          <w:rFonts w:ascii="Calibri" w:hAnsi="Calibri"/>
+          <w:color w:val="1E293B"/>
+          <w:sz w:val="21"/>
+        </w:rPr>
+        <w:t xml:space="preserve"> Atomic reservation rate pacer ($\le 12$ RPM) + two-tier SHA-256 cache.</w:t>
+      </w:r>
+    </w:p>
+    <w:p>
+      <w:pPr>
+        <w:pStyle w:val="ListBullet"/>
+        <w:spacing w:before="20" w:after="40"/>
+      </w:pPr>
+      <w:r>
+        <w:rPr>
+          <w:rFonts w:ascii="Calibri" w:hAnsi="Calibri"/>
+          <w:b/>
+          <w:color w:val="0F172A"/>
+          <w:sz w:val="21"/>
+        </w:rPr>
+        <w:t>Active Blockers:</w:t>
+      </w:r>
+      <w:r>
+        <w:rPr>
+          <w:rFonts w:ascii="Calibri" w:hAnsi="Calibri"/>
+          <w:color w:val="1E293B"/>
+          <w:sz w:val="21"/>
+        </w:rPr>
+        <w:t xml:space="preserve"> None.</w:t>
       </w:r>
     </w:p>
     <w:p>
@@ -37188,7 +38132,7 @@
           <w:color w:val="1E3A8A"/>
           <w:sz w:val="30"/>
         </w:rPr>
-        <w:t>Future Project Plan (Roadmap for Next Phases)</w:t>
+        <w:t>Where We Have Stopped</w:t>
       </w:r>
     </w:p>
     <w:p>
@@ -37203,150 +38147,227 @@
           <w:color w:val="0F172A"/>
           <w:sz w:val="21"/>
         </w:rPr>
-        <w:t>Phase 26: University LMS Integration (Canvas / Moodle / Blackboard):</w:t>
-      </w:r>
-    </w:p>
-    <w:p>
-      <w:pPr>
-        <w:pStyle w:val="ListBullet"/>
-        <w:spacing w:before="20" w:after="40"/>
-      </w:pPr>
-      <w:r>
-        <w:rPr>
-          <w:rFonts w:ascii="Calibri" w:hAnsi="Calibri"/>
-          <w:color w:val="1E293B"/>
-          <w:sz w:val="21"/>
-        </w:rPr>
-        <w:t>Implement LTI 1.3 protocol and OAuth 2.0 authentication.</w:t>
-      </w:r>
-    </w:p>
-    <w:p>
-      <w:pPr>
-        <w:pStyle w:val="ListBullet"/>
-        <w:spacing w:before="20" w:after="40"/>
-      </w:pPr>
-      <w:r>
-        <w:rPr>
-          <w:rFonts w:ascii="Calibri" w:hAnsi="Calibri"/>
-          <w:color w:val="1E293B"/>
-          <w:sz w:val="21"/>
-        </w:rPr>
-        <w:t>Automatic student cohort roster synchronization and institutional gradebook passback.</w:t>
-      </w:r>
-    </w:p>
-    <w:p>
-      <w:pPr>
-        <w:pStyle w:val="ListBullet"/>
-        <w:spacing w:before="20" w:after="40"/>
-      </w:pPr>
-      <w:r>
-        <w:rPr>
-          <w:rFonts w:ascii="Calibri" w:hAnsi="Calibri"/>
-          <w:b/>
-          <w:color w:val="0F172A"/>
-          <w:sz w:val="21"/>
-        </w:rPr>
-        <w:t>Phase 27: Real-Time WebRTC Audio Streaming with Live Sentiment Waveforms:</w:t>
-      </w:r>
-    </w:p>
-    <w:p>
-      <w:pPr>
-        <w:pStyle w:val="ListBullet"/>
-        <w:spacing w:before="20" w:after="40"/>
-      </w:pPr>
-      <w:r>
-        <w:rPr>
-          <w:rFonts w:ascii="Calibri" w:hAnsi="Calibri"/>
-          <w:color w:val="1E293B"/>
-          <w:sz w:val="21"/>
-        </w:rPr>
-        <w:t>Full-duplex low-latency audio streaming for synchronous vocal interview interactions.</w:t>
-      </w:r>
-    </w:p>
-    <w:p>
-      <w:pPr>
-        <w:pStyle w:val="ListBullet"/>
-        <w:spacing w:before="20" w:after="40"/>
-      </w:pPr>
-      <w:r>
-        <w:rPr>
-          <w:rFonts w:ascii="Calibri" w:hAnsi="Calibri"/>
-          <w:color w:val="1E293B"/>
-          <w:sz w:val="21"/>
-        </w:rPr>
-        <w:t>Real-time vocal pitch variation, stress indicators, and live acoustic confidence heatmaps.</w:t>
-      </w:r>
-    </w:p>
-    <w:p>
-      <w:pPr>
-        <w:pStyle w:val="ListBullet"/>
-        <w:spacing w:before="20" w:after="40"/>
-      </w:pPr>
-      <w:r>
-        <w:rPr>
-          <w:rFonts w:ascii="Calibri" w:hAnsi="Calibri"/>
-          <w:b/>
-          <w:color w:val="0F172A"/>
-          <w:sz w:val="21"/>
-        </w:rPr>
-        <w:t>Phase 28: Automated Corporate Recruiter Dispatch &amp; ATS Webhooks:</w:t>
-      </w:r>
-    </w:p>
-    <w:p>
-      <w:pPr>
-        <w:pStyle w:val="ListBullet"/>
-        <w:spacing w:before="20" w:after="40"/>
-      </w:pPr>
-      <w:r>
-        <w:rPr>
-          <w:rFonts w:ascii="Calibri" w:hAnsi="Calibri"/>
-          <w:color w:val="1E293B"/>
-          <w:sz w:val="21"/>
-        </w:rPr>
-        <w:t>Automated webhook integration with Greenhouse, Lever, and Workday.</w:t>
-      </w:r>
-    </w:p>
-    <w:p>
-      <w:pPr>
-        <w:pStyle w:val="ListBullet"/>
-        <w:spacing w:before="20" w:after="40"/>
-      </w:pPr>
-      <w:r>
-        <w:rPr>
-          <w:rFonts w:ascii="Calibri" w:hAnsi="Calibri"/>
-          <w:color w:val="1E293B"/>
-          <w:sz w:val="21"/>
-        </w:rPr>
-        <w:t>One-click batch dispatch of candidate PDF dossiers to corporate hiring desks.</w:t>
-      </w:r>
-    </w:p>
-    <w:p>
-      <w:pPr>
-        <w:pStyle w:val="ListBullet"/>
-        <w:spacing w:before="20" w:after="40"/>
-      </w:pPr>
-      <w:r>
-        <w:rPr>
-          <w:rFonts w:ascii="Calibri" w:hAnsi="Calibri"/>
-          <w:b/>
-          <w:color w:val="0F172A"/>
-          <w:sz w:val="21"/>
-        </w:rPr>
-        <w:t>Phase 29: Fine-Tuned Domain LLM Adapters for Specialized Verticals:</w:t>
-      </w:r>
-    </w:p>
-    <w:p>
-      <w:pPr>
-        <w:pStyle w:val="ListBullet"/>
-        <w:spacing w:before="20" w:after="40"/>
-      </w:pPr>
-      <w:r>
-        <w:rPr>
-          <w:rFonts w:ascii="Calibri" w:hAnsi="Calibri"/>
-          <w:color w:val="1E293B"/>
-          <w:sz w:val="21"/>
-        </w:rPr>
-        <w:t>PEFT / LoRA adapters fine-tuned on quantitative finance, clinical research, and corporate law interview rubrics.</w:t>
+        <w:t>Current Execution Milestone:</w:t>
+      </w:r>
+      <w:r>
+        <w:rPr>
+          <w:rFonts w:ascii="Calibri" w:hAnsi="Calibri"/>
+          <w:color w:val="1E293B"/>
+          <w:sz w:val="21"/>
+        </w:rPr>
+        <w:t xml:space="preserve"> Streamlit Community Cloud deployment preparation is complete:</w:t>
+      </w:r>
+    </w:p>
+    <w:p>
+      <w:pPr>
+        <w:pStyle w:val="ListNumber"/>
+        <w:spacing w:before="20" w:after="40"/>
+      </w:pPr>
+      <w:r>
+        <w:rPr>
+          <w:rFonts w:ascii="Calibri" w:hAnsi="Calibri"/>
+          <w:color w:val="1E293B"/>
+          <w:sz w:val="21"/>
+        </w:rPr>
+        <w:t xml:space="preserve">Root entrypoint </w:t>
+      </w:r>
+      <w:r>
+        <w:rPr>
+          <w:rFonts w:ascii="Consolas" w:hAnsi="Consolas"/>
+          <w:color w:val="0F5182"/>
+          <w:sz w:val="19"/>
+        </w:rPr>
+        <w:t>streamlit_app.py</w:t>
+      </w:r>
+      <w:r>
+        <w:rPr>
+          <w:rFonts w:ascii="Calibri" w:hAnsi="Calibri"/>
+          <w:color w:val="1E293B"/>
+          <w:sz w:val="21"/>
+        </w:rPr>
+        <w:t xml:space="preserve"> created and pushed to GitHub </w:t>
+      </w:r>
+      <w:r>
+        <w:rPr>
+          <w:rFonts w:ascii="Consolas" w:hAnsi="Consolas"/>
+          <w:color w:val="0F5182"/>
+          <w:sz w:val="19"/>
+        </w:rPr>
+        <w:t>main</w:t>
+      </w:r>
+      <w:r>
+        <w:rPr>
+          <w:rFonts w:ascii="Calibri" w:hAnsi="Calibri"/>
+          <w:color w:val="1E293B"/>
+          <w:sz w:val="21"/>
+        </w:rPr>
+        <w:t xml:space="preserve"> branch.</w:t>
+      </w:r>
+    </w:p>
+    <w:p>
+      <w:pPr>
+        <w:pStyle w:val="ListNumber"/>
+        <w:spacing w:before="20" w:after="40"/>
+      </w:pPr>
+      <w:r>
+        <w:rPr>
+          <w:rFonts w:ascii="Calibri" w:hAnsi="Calibri"/>
+          <w:color w:val="1E293B"/>
+          <w:sz w:val="21"/>
+        </w:rPr>
+        <w:t>DNS subdomain constraint documented (</w:t>
+      </w:r>
+      <w:r>
+        <w:rPr>
+          <w:rFonts w:ascii="Consolas" w:hAnsi="Consolas"/>
+          <w:color w:val="0F5182"/>
+          <w:sz w:val="19"/>
+        </w:rPr>
+        <w:t>interview-iq</w:t>
+      </w:r>
+      <w:r>
+        <w:rPr>
+          <w:rFonts w:ascii="Calibri" w:hAnsi="Calibri"/>
+          <w:color w:val="1E293B"/>
+          <w:sz w:val="21"/>
+        </w:rPr>
+        <w:t xml:space="preserve"> instead of </w:t>
+      </w:r>
+      <w:r>
+        <w:rPr>
+          <w:rFonts w:ascii="Consolas" w:hAnsi="Consolas"/>
+          <w:color w:val="0F5182"/>
+          <w:sz w:val="19"/>
+        </w:rPr>
+        <w:t>interview_iq</w:t>
+      </w:r>
+      <w:r>
+        <w:rPr>
+          <w:rFonts w:ascii="Calibri" w:hAnsi="Calibri"/>
+          <w:color w:val="1E293B"/>
+          <w:sz w:val="21"/>
+        </w:rPr>
+        <w:t>).</w:t>
+      </w:r>
+    </w:p>
+    <w:p>
+      <w:pPr>
+        <w:pStyle w:val="ListNumber"/>
+        <w:spacing w:before="20" w:after="40"/>
+      </w:pPr>
+      <w:r>
+        <w:rPr>
+          <w:rFonts w:ascii="Calibri" w:hAnsi="Calibri"/>
+          <w:color w:val="1E293B"/>
+          <w:sz w:val="21"/>
+        </w:rPr>
+        <w:t>GitHub Actions CI pipeline verified on Python 3.10 and 3.11 with 101/101 tests passing.</w:t>
+      </w:r>
+    </w:p>
+    <w:p>
+      <w:pPr>
+        <w:pStyle w:val="ListNumber"/>
+        <w:spacing w:before="20" w:after="40"/>
+      </w:pPr>
+      <w:r>
+        <w:rPr>
+          <w:rFonts w:ascii="Calibri" w:hAnsi="Calibri"/>
+          <w:color w:val="1E293B"/>
+          <w:sz w:val="21"/>
+        </w:rPr>
+        <w:t xml:space="preserve">Repository is 100% clean, secret-free, and synchronized with remote </w:t>
+      </w:r>
+      <w:r>
+        <w:rPr>
+          <w:rFonts w:ascii="Consolas" w:hAnsi="Consolas"/>
+          <w:color w:val="0F5182"/>
+          <w:sz w:val="19"/>
+        </w:rPr>
+        <w:t>origin/main</w:t>
+      </w:r>
+      <w:r>
+        <w:rPr>
+          <w:rFonts w:ascii="Calibri" w:hAnsi="Calibri"/>
+          <w:color w:val="1E293B"/>
+          <w:sz w:val="21"/>
+        </w:rPr>
+        <w:t>.</w:t>
+      </w:r>
+    </w:p>
+    <w:p>
+      <w:pPr>
+        <w:pStyle w:val="ListNumber"/>
+        <w:spacing w:before="20" w:after="40"/>
+      </w:pPr>
+      <w:r>
+        <w:rPr>
+          <w:rFonts w:ascii="Calibri" w:hAnsi="Calibri"/>
+          <w:color w:val="1E293B"/>
+          <w:sz w:val="21"/>
+        </w:rPr>
+        <w:t xml:space="preserve">Dedicated GitHub and Streamlit Cloud deployment strategy guide created in </w:t>
+      </w:r>
+      <w:r>
+        <w:rPr>
+          <w:rFonts w:ascii="Consolas" w:hAnsi="Consolas"/>
+          <w:color w:val="0F5182"/>
+          <w:sz w:val="19"/>
+        </w:rPr>
+        <w:t>docs/GITHUB_DEPLOYMENT_AND_PUSH_STRATEGY.md</w:t>
+      </w:r>
+      <w:r>
+        <w:rPr>
+          <w:rFonts w:ascii="Calibri" w:hAnsi="Calibri"/>
+          <w:color w:val="1E293B"/>
+          <w:sz w:val="21"/>
+        </w:rPr>
+        <w:t>.</w:t>
+      </w:r>
+    </w:p>
+    <w:p>
+      <w:pPr>
+        <w:pStyle w:val="ListNumber"/>
+        <w:spacing w:before="20" w:after="40"/>
+      </w:pPr>
+      <w:r>
+        <w:rPr>
+          <w:rFonts w:ascii="Calibri" w:hAnsi="Calibri"/>
+          <w:color w:val="1E293B"/>
+          <w:sz w:val="21"/>
+        </w:rPr>
+        <w:t>All 6 Microsoft Word (</w:t>
+      </w:r>
+      <w:r>
+        <w:rPr>
+          <w:rFonts w:ascii="Consolas" w:hAnsi="Consolas"/>
+          <w:color w:val="0F5182"/>
+          <w:sz w:val="19"/>
+        </w:rPr>
+        <w:t>.docx</w:t>
+      </w:r>
+      <w:r>
+        <w:rPr>
+          <w:rFonts w:ascii="Calibri" w:hAnsi="Calibri"/>
+          <w:color w:val="1E293B"/>
+          <w:sz w:val="21"/>
+        </w:rPr>
+        <w:t xml:space="preserve">) dossiers rebuilt in </w:t>
+      </w:r>
+      <w:r>
+        <w:rPr>
+          <w:rFonts w:ascii="Consolas" w:hAnsi="Consolas"/>
+          <w:color w:val="0F5182"/>
+          <w:sz w:val="19"/>
+        </w:rPr>
+        <w:t>/docs</w:t>
+      </w:r>
+      <w:r>
+        <w:rPr>
+          <w:rFonts w:ascii="Calibri" w:hAnsi="Calibri"/>
+          <w:color w:val="1E293B"/>
+          <w:sz w:val="21"/>
+        </w:rPr>
+        <w:t>.</w:t>
       </w:r>
     </w:p>
     <w:p>
@@ -37368,7 +38389,7 @@
           <w:color w:val="1E3A8A"/>
           <w:sz w:val="30"/>
         </w:rPr>
-        <w:t>Where to Resume Next (Instructions for Next AI Session / Developer)</w:t>
+        <w:t>Why We Have Stopped</w:t>
       </w:r>
     </w:p>
     <w:p>
@@ -37383,7 +38404,486 @@
           <w:color w:val="0F172A"/>
           <w:sz w:val="21"/>
         </w:rPr>
-        <w:t>Launch Environment:</w:t>
+        <w:t>Scope Realization:</w:t>
+      </w:r>
+      <w:r>
+        <w:rPr>
+          <w:rFonts w:ascii="Calibri" w:hAnsi="Calibri"/>
+          <w:color w:val="1E293B"/>
+          <w:sz w:val="21"/>
+        </w:rPr>
+        <w:t xml:space="preserve"> Streamlit Community Cloud hosting configuration, root entrypoint, CI pipeline resolution, and deployment documentation have been completely implemented and verified.</w:t>
+      </w:r>
+    </w:p>
+    <w:p>
+      <w:pPr>
+        <w:pStyle w:val="ListNumber"/>
+        <w:spacing w:before="20" w:after="40"/>
+      </w:pPr>
+      <w:r>
+        <w:rPr>
+          <w:rFonts w:ascii="Calibri" w:hAnsi="Calibri"/>
+          <w:b/>
+          <w:color w:val="0F172A"/>
+          <w:sz w:val="21"/>
+        </w:rPr>
+        <w:t>Quality Verification:</w:t>
+      </w:r>
+      <w:r>
+        <w:rPr>
+          <w:rFonts w:ascii="Calibri" w:hAnsi="Calibri"/>
+          <w:color w:val="1E293B"/>
+          <w:sz w:val="21"/>
+        </w:rPr>
+        <w:t xml:space="preserve"> 100% automated test pass rate across all 101 tests in 22.5s with zero regressions.</w:t>
+      </w:r>
+    </w:p>
+    <w:p>
+      <w:pPr>
+        <w:pStyle w:val="ListNumber"/>
+        <w:spacing w:before="20" w:after="40"/>
+      </w:pPr>
+      <w:r>
+        <w:rPr>
+          <w:rFonts w:ascii="Calibri" w:hAnsi="Calibri"/>
+          <w:b/>
+          <w:color w:val="0F172A"/>
+          <w:sz w:val="21"/>
+        </w:rPr>
+        <w:t>Repository Parity:</w:t>
+      </w:r>
+      <w:r>
+        <w:rPr>
+          <w:rFonts w:ascii="Calibri" w:hAnsi="Calibri"/>
+          <w:color w:val="1E293B"/>
+          <w:sz w:val="21"/>
+        </w:rPr>
+        <w:t xml:space="preserve"> Working tree is clean, all files are staged, committed, and pushed to remote </w:t>
+      </w:r>
+      <w:r>
+        <w:rPr>
+          <w:rFonts w:ascii="Consolas" w:hAnsi="Consolas"/>
+          <w:color w:val="0F5182"/>
+          <w:sz w:val="19"/>
+        </w:rPr>
+        <w:t>origin/main</w:t>
+      </w:r>
+      <w:r>
+        <w:rPr>
+          <w:rFonts w:ascii="Calibri" w:hAnsi="Calibri"/>
+          <w:color w:val="1E293B"/>
+          <w:sz w:val="21"/>
+        </w:rPr>
+        <w:t>.</w:t>
+      </w:r>
+    </w:p>
+    <w:p>
+      <w:pPr>
+        <w:pStyle w:val="ListNumber"/>
+        <w:spacing w:before="20" w:after="40"/>
+      </w:pPr>
+      <w:r>
+        <w:rPr>
+          <w:rFonts w:ascii="Calibri" w:hAnsi="Calibri"/>
+          <w:b/>
+          <w:color w:val="0F172A"/>
+          <w:sz w:val="21"/>
+        </w:rPr>
+        <w:t>Mandatory Documentation Synchronization:</w:t>
+      </w:r>
+      <w:r>
+        <w:rPr>
+          <w:rFonts w:ascii="Calibri" w:hAnsi="Calibri"/>
+          <w:color w:val="1E293B"/>
+          <w:sz w:val="21"/>
+        </w:rPr>
+        <w:t xml:space="preserve"> Paused to record complete Knowledge Transfer (KT) across Markdown (</w:t>
+      </w:r>
+      <w:r>
+        <w:rPr>
+          <w:rFonts w:ascii="Consolas" w:hAnsi="Consolas"/>
+          <w:color w:val="0F5182"/>
+          <w:sz w:val="19"/>
+        </w:rPr>
+        <w:t>.md</w:t>
+      </w:r>
+      <w:r>
+        <w:rPr>
+          <w:rFonts w:ascii="Calibri" w:hAnsi="Calibri"/>
+          <w:color w:val="1E293B"/>
+          <w:sz w:val="21"/>
+        </w:rPr>
+        <w:t>) and Microsoft Word (</w:t>
+      </w:r>
+      <w:r>
+        <w:rPr>
+          <w:rFonts w:ascii="Consolas" w:hAnsi="Consolas"/>
+          <w:color w:val="0F5182"/>
+          <w:sz w:val="19"/>
+        </w:rPr>
+        <w:t>.docx</w:t>
+      </w:r>
+      <w:r>
+        <w:rPr>
+          <w:rFonts w:ascii="Calibri" w:hAnsi="Calibri"/>
+          <w:color w:val="1E293B"/>
+          <w:sz w:val="21"/>
+        </w:rPr>
+        <w:t xml:space="preserve">) in </w:t>
+      </w:r>
+      <w:r>
+        <w:rPr>
+          <w:rFonts w:ascii="Consolas" w:hAnsi="Consolas"/>
+          <w:color w:val="0F5182"/>
+          <w:sz w:val="19"/>
+        </w:rPr>
+        <w:t>/docs</w:t>
+      </w:r>
+      <w:r>
+        <w:rPr>
+          <w:rFonts w:ascii="Calibri" w:hAnsi="Calibri"/>
+          <w:color w:val="1E293B"/>
+          <w:sz w:val="21"/>
+        </w:rPr>
+        <w:t xml:space="preserve"> to ensure seamless continuation for future developers and AI sessions.</w:t>
+      </w:r>
+    </w:p>
+    <w:p>
+      <w:pPr>
+        <w:spacing w:before="120" w:after="120"/>
+        <w:pBdr>
+          <w:bottom w:val="single" w:sz="6" w:space="1" w:color="CBD5E1"/>
+        </w:pBdr>
+      </w:pPr>
+    </w:p>
+    <w:p>
+      <w:pPr>
+        <w:spacing w:before="240" w:after="80"/>
+      </w:pPr>
+      <w:r>
+        <w:rPr>
+          <w:rFonts w:ascii="Calibri" w:hAnsi="Calibri"/>
+          <w:b/>
+          <w:color w:val="1E3A8A"/>
+          <w:sz w:val="30"/>
+        </w:rPr>
+        <w:t>Future Project Plan (Roadmap for Next Phases)</w:t>
+      </w:r>
+    </w:p>
+    <w:p>
+      <w:pPr>
+        <w:pStyle w:val="ListBullet"/>
+        <w:spacing w:before="20" w:after="40"/>
+      </w:pPr>
+      <w:r>
+        <w:rPr>
+          <w:rFonts w:ascii="Calibri" w:hAnsi="Calibri"/>
+          <w:b/>
+          <w:color w:val="0F172A"/>
+          <w:sz w:val="21"/>
+        </w:rPr>
+        <w:t>Phase 26: University LMS Integration (Canvas / Moodle / Blackboard):</w:t>
+      </w:r>
+    </w:p>
+    <w:p>
+      <w:pPr>
+        <w:pStyle w:val="ListBullet"/>
+        <w:spacing w:before="20" w:after="40"/>
+      </w:pPr>
+      <w:r>
+        <w:rPr>
+          <w:rFonts w:ascii="Calibri" w:hAnsi="Calibri"/>
+          <w:color w:val="1E293B"/>
+          <w:sz w:val="21"/>
+        </w:rPr>
+        <w:t>Implement LTI 1.3 protocol and OAuth 2.0 authentication.</w:t>
+      </w:r>
+    </w:p>
+    <w:p>
+      <w:pPr>
+        <w:pStyle w:val="ListBullet"/>
+        <w:spacing w:before="20" w:after="40"/>
+      </w:pPr>
+      <w:r>
+        <w:rPr>
+          <w:rFonts w:ascii="Calibri" w:hAnsi="Calibri"/>
+          <w:color w:val="1E293B"/>
+          <w:sz w:val="21"/>
+        </w:rPr>
+        <w:t>Automatic student cohort roster synchronization and institutional gradebook passback.</w:t>
+      </w:r>
+    </w:p>
+    <w:p>
+      <w:pPr>
+        <w:pStyle w:val="ListBullet"/>
+        <w:spacing w:before="20" w:after="40"/>
+      </w:pPr>
+      <w:r>
+        <w:rPr>
+          <w:rFonts w:ascii="Calibri" w:hAnsi="Calibri"/>
+          <w:b/>
+          <w:color w:val="0F172A"/>
+          <w:sz w:val="21"/>
+        </w:rPr>
+        <w:t>Phase 27: Real-Time WebRTC Audio Streaming with Live Sentiment Waveforms:</w:t>
+      </w:r>
+    </w:p>
+    <w:p>
+      <w:pPr>
+        <w:pStyle w:val="ListBullet"/>
+        <w:spacing w:before="20" w:after="40"/>
+      </w:pPr>
+      <w:r>
+        <w:rPr>
+          <w:rFonts w:ascii="Calibri" w:hAnsi="Calibri"/>
+          <w:color w:val="1E293B"/>
+          <w:sz w:val="21"/>
+        </w:rPr>
+        <w:t>Full-duplex low-latency audio streaming for synchronous vocal interview interactions.</w:t>
+      </w:r>
+    </w:p>
+    <w:p>
+      <w:pPr>
+        <w:pStyle w:val="ListBullet"/>
+        <w:spacing w:before="20" w:after="40"/>
+      </w:pPr>
+      <w:r>
+        <w:rPr>
+          <w:rFonts w:ascii="Calibri" w:hAnsi="Calibri"/>
+          <w:color w:val="1E293B"/>
+          <w:sz w:val="21"/>
+        </w:rPr>
+        <w:t>Real-time vocal pitch variation, stress indicators, and live acoustic confidence heatmaps.</w:t>
+      </w:r>
+    </w:p>
+    <w:p>
+      <w:pPr>
+        <w:pStyle w:val="ListBullet"/>
+        <w:spacing w:before="20" w:after="40"/>
+      </w:pPr>
+      <w:r>
+        <w:rPr>
+          <w:rFonts w:ascii="Calibri" w:hAnsi="Calibri"/>
+          <w:b/>
+          <w:color w:val="0F172A"/>
+          <w:sz w:val="21"/>
+        </w:rPr>
+        <w:t>Phase 28: Automated Corporate Recruiter Dispatch &amp; ATS Webhooks:</w:t>
+      </w:r>
+    </w:p>
+    <w:p>
+      <w:pPr>
+        <w:pStyle w:val="ListBullet"/>
+        <w:spacing w:before="20" w:after="40"/>
+      </w:pPr>
+      <w:r>
+        <w:rPr>
+          <w:rFonts w:ascii="Calibri" w:hAnsi="Calibri"/>
+          <w:color w:val="1E293B"/>
+          <w:sz w:val="21"/>
+        </w:rPr>
+        <w:t>Automated webhook integration with Greenhouse, Lever, and Workday.</w:t>
+      </w:r>
+    </w:p>
+    <w:p>
+      <w:pPr>
+        <w:pStyle w:val="ListBullet"/>
+        <w:spacing w:before="20" w:after="40"/>
+      </w:pPr>
+      <w:r>
+        <w:rPr>
+          <w:rFonts w:ascii="Calibri" w:hAnsi="Calibri"/>
+          <w:color w:val="1E293B"/>
+          <w:sz w:val="21"/>
+        </w:rPr>
+        <w:t>One-click batch dispatch of candidate PDF dossiers to corporate hiring desks.</w:t>
+      </w:r>
+    </w:p>
+    <w:p>
+      <w:pPr>
+        <w:pStyle w:val="ListBullet"/>
+        <w:spacing w:before="20" w:after="40"/>
+      </w:pPr>
+      <w:r>
+        <w:rPr>
+          <w:rFonts w:ascii="Calibri" w:hAnsi="Calibri"/>
+          <w:b/>
+          <w:color w:val="0F172A"/>
+          <w:sz w:val="21"/>
+        </w:rPr>
+        <w:t>Phase 29: Fine-Tuned Domain LLM Adapters for Specialized Verticals:</w:t>
+      </w:r>
+    </w:p>
+    <w:p>
+      <w:pPr>
+        <w:pStyle w:val="ListBullet"/>
+        <w:spacing w:before="20" w:after="40"/>
+      </w:pPr>
+      <w:r>
+        <w:rPr>
+          <w:rFonts w:ascii="Calibri" w:hAnsi="Calibri"/>
+          <w:color w:val="1E293B"/>
+          <w:sz w:val="21"/>
+        </w:rPr>
+        <w:t>PEFT / LoRA adapters fine-tuned on quantitative finance, clinical research, and corporate law interview rubrics.</w:t>
+      </w:r>
+    </w:p>
+    <w:p>
+      <w:pPr>
+        <w:spacing w:before="120" w:after="120"/>
+        <w:pBdr>
+          <w:bottom w:val="single" w:sz="6" w:space="1" w:color="CBD5E1"/>
+        </w:pBdr>
+      </w:pPr>
+    </w:p>
+    <w:p>
+      <w:pPr>
+        <w:spacing w:before="240" w:after="80"/>
+      </w:pPr>
+      <w:r>
+        <w:rPr>
+          <w:rFonts w:ascii="Calibri" w:hAnsi="Calibri"/>
+          <w:b/>
+          <w:color w:val="1E3A8A"/>
+          <w:sz w:val="30"/>
+        </w:rPr>
+        <w:t>Where to Resume Next (Instructions for Next AI Session / Developer)</w:t>
+      </w:r>
+    </w:p>
+    <w:p>
+      <w:pPr>
+        <w:pStyle w:val="ListNumber"/>
+        <w:spacing w:before="20" w:after="40"/>
+      </w:pPr>
+      <w:r>
+        <w:rPr>
+          <w:rFonts w:ascii="Calibri" w:hAnsi="Calibri"/>
+          <w:b/>
+          <w:color w:val="0F172A"/>
+          <w:sz w:val="21"/>
+        </w:rPr>
+        <w:t>Streamlit Community Cloud Deployment Verification:</w:t>
+      </w:r>
+    </w:p>
+    <w:p>
+      <w:pPr>
+        <w:pStyle w:val="ListBullet"/>
+        <w:spacing w:before="20" w:after="40"/>
+      </w:pPr>
+      <w:r>
+        <w:rPr>
+          <w:rFonts w:ascii="Calibri" w:hAnsi="Calibri"/>
+          <w:color w:val="1E293B"/>
+          <w:sz w:val="21"/>
+        </w:rPr>
+        <w:t>Navigate to [share.streamlit.io](https://share.streamlit.io).</w:t>
+      </w:r>
+    </w:p>
+    <w:p>
+      <w:pPr>
+        <w:pStyle w:val="ListBullet"/>
+        <w:spacing w:before="20" w:after="40"/>
+      </w:pPr>
+      <w:r>
+        <w:rPr>
+          <w:rFonts w:ascii="Calibri" w:hAnsi="Calibri"/>
+          <w:color w:val="1E293B"/>
+          <w:sz w:val="21"/>
+        </w:rPr>
+        <w:t xml:space="preserve">Confirm application status for </w:t>
+      </w:r>
+      <w:r>
+        <w:rPr>
+          <w:rFonts w:ascii="Consolas" w:hAnsi="Consolas"/>
+          <w:color w:val="0F5182"/>
+          <w:sz w:val="19"/>
+        </w:rPr>
+        <w:t>Hello-Nitish/Interview_IQ</w:t>
+      </w:r>
+      <w:r>
+        <w:rPr>
+          <w:rFonts w:ascii="Calibri" w:hAnsi="Calibri"/>
+          <w:color w:val="1E293B"/>
+          <w:sz w:val="21"/>
+        </w:rPr>
+        <w:t xml:space="preserve"> with </w:t>
+      </w:r>
+      <w:r>
+        <w:rPr>
+          <w:rFonts w:ascii="Consolas" w:hAnsi="Consolas"/>
+          <w:color w:val="0F5182"/>
+          <w:sz w:val="19"/>
+        </w:rPr>
+        <w:t>main</w:t>
+      </w:r>
+      <w:r>
+        <w:rPr>
+          <w:rFonts w:ascii="Calibri" w:hAnsi="Calibri"/>
+          <w:color w:val="1E293B"/>
+          <w:sz w:val="21"/>
+        </w:rPr>
+        <w:t xml:space="preserve"> branch and </w:t>
+      </w:r>
+      <w:r>
+        <w:rPr>
+          <w:rFonts w:ascii="Consolas" w:hAnsi="Consolas"/>
+          <w:color w:val="0F5182"/>
+          <w:sz w:val="19"/>
+        </w:rPr>
+        <w:t>streamlit_app.py</w:t>
+      </w:r>
+      <w:r>
+        <w:rPr>
+          <w:rFonts w:ascii="Calibri" w:hAnsi="Calibri"/>
+          <w:color w:val="1E293B"/>
+          <w:sz w:val="21"/>
+        </w:rPr>
+        <w:t>.</w:t>
+      </w:r>
+    </w:p>
+    <w:p>
+      <w:pPr>
+        <w:pStyle w:val="ListBullet"/>
+        <w:spacing w:before="20" w:after="40"/>
+      </w:pPr>
+      <w:r>
+        <w:rPr>
+          <w:rFonts w:ascii="Calibri" w:hAnsi="Calibri"/>
+          <w:color w:val="1E293B"/>
+          <w:sz w:val="21"/>
+        </w:rPr>
+        <w:t xml:space="preserve">Access the live application URL (e.g. </w:t>
+      </w:r>
+      <w:r>
+        <w:rPr>
+          <w:rFonts w:ascii="Consolas" w:hAnsi="Consolas"/>
+          <w:color w:val="0F5182"/>
+          <w:sz w:val="19"/>
+        </w:rPr>
+        <w:t>https://interview-iq.streamlit.app</w:t>
+      </w:r>
+      <w:r>
+        <w:rPr>
+          <w:rFonts w:ascii="Calibri" w:hAnsi="Calibri"/>
+          <w:color w:val="1E293B"/>
+          <w:sz w:val="21"/>
+        </w:rPr>
+        <w:t>).</w:t>
+      </w:r>
+    </w:p>
+    <w:p>
+      <w:pPr>
+        <w:pStyle w:val="ListNumber"/>
+        <w:spacing w:before="20" w:after="40"/>
+      </w:pPr>
+      <w:r>
+        <w:rPr>
+          <w:rFonts w:ascii="Calibri" w:hAnsi="Calibri"/>
+          <w:b/>
+          <w:color w:val="0F172A"/>
+          <w:sz w:val="21"/>
+        </w:rPr>
+        <w:t>Local Development Launch:</w:t>
       </w:r>
     </w:p>
     <w:p>
@@ -37454,81 +38954,6 @@
           <w:color w:val="0F172A"/>
           <w:sz w:val="21"/>
         </w:rPr>
-        <w:t>Verify Header &amp; Disclaimer Footer in Browser:</w:t>
-      </w:r>
-    </w:p>
-    <w:p>
-      <w:pPr>
-        <w:pStyle w:val="ListBullet"/>
-        <w:spacing w:before="20" w:after="40"/>
-      </w:pPr>
-      <w:r>
-        <w:rPr>
-          <w:rFonts w:ascii="Calibri" w:hAnsi="Calibri"/>
-          <w:color w:val="1E293B"/>
-          <w:sz w:val="21"/>
-        </w:rPr>
-        <w:t>Mount the app and verify that the top hero header no longer contains the two badges (</w:t>
-      </w:r>
-      <w:r>
-        <w:rPr>
-          <w:rFonts w:ascii="Consolas" w:hAnsi="Consolas"/>
-          <w:color w:val="0F5182"/>
-          <w:sz w:val="19"/>
-        </w:rPr>
-        <w:t>INSTITUTIONAL GRADE</w:t>
-      </w:r>
-      <w:r>
-        <w:rPr>
-          <w:rFonts w:ascii="Calibri" w:hAnsi="Calibri"/>
-          <w:color w:val="1E293B"/>
-          <w:sz w:val="21"/>
-        </w:rPr>
-        <w:t xml:space="preserve"> and </w:t>
-      </w:r>
-      <w:r>
-        <w:rPr>
-          <w:rFonts w:ascii="Consolas" w:hAnsi="Consolas"/>
-          <w:color w:val="0F5182"/>
-          <w:sz w:val="19"/>
-        </w:rPr>
-        <w:t>WCAG AAA COMPLIANT</w:t>
-      </w:r>
-      <w:r>
-        <w:rPr>
-          <w:rFonts w:ascii="Calibri" w:hAnsi="Calibri"/>
-          <w:color w:val="1E293B"/>
-          <w:sz w:val="21"/>
-        </w:rPr>
-        <w:t>).</w:t>
-      </w:r>
-    </w:p>
-    <w:p>
-      <w:pPr>
-        <w:pStyle w:val="ListBullet"/>
-        <w:spacing w:before="20" w:after="40"/>
-      </w:pPr>
-      <w:r>
-        <w:rPr>
-          <w:rFonts w:ascii="Calibri" w:hAnsi="Calibri"/>
-          <w:color w:val="1E293B"/>
-          <w:sz w:val="21"/>
-        </w:rPr>
-        <w:t>Scroll to the bottom of any step and confirm the presence of the blue-accented Advisory Disclaimer &amp; Terms of Use card.</w:t>
-      </w:r>
-    </w:p>
-    <w:p>
-      <w:pPr>
-        <w:pStyle w:val="ListNumber"/>
-        <w:spacing w:before="20" w:after="40"/>
-      </w:pPr>
-      <w:r>
-        <w:rPr>
-          <w:rFonts w:ascii="Calibri" w:hAnsi="Calibri"/>
-          <w:b/>
-          <w:color w:val="0F172A"/>
-          <w:sz w:val="21"/>
-        </w:rPr>
         <w:t>Verify Automated Test Suite Health:</w:t>
       </w:r>
     </w:p>
@@ -37577,7 +39002,7 @@
                 <w:color w:val="0F172A"/>
                 <w:sz w:val="18"/>
               </w:rPr>
-              <w:t xml:space="preserve">     .\.venv\Scripts\python.exe -m unittest tests/test_ui_kit.py tests/test_quality_controller.py tests/test_agents.py tests/test_uat_streamlit_app.py</w:t>
+              <w:t xml:space="preserve">     .\.venv\Scripts\python.exe -m unittest discover -s tests -p "test_*.py"</w:t>
             </w:r>
           </w:p>
         </w:tc>
@@ -37599,7 +39024,7 @@
           <w:color w:val="1E293B"/>
           <w:sz w:val="21"/>
         </w:rPr>
-        <w:t>Confirm all tests pass.</w:t>
+        <w:t>Confirm all 101 tests pass.</w:t>
       </w:r>
     </w:p>
     <w:p>
